--- a/1. Знакомство с консольными утилитами MySQL.docx
+++ b/1. Знакомство с консольными утилитами MySQL.docx
@@ -19,9 +19,8 @@
           <w:sz w:val="28"/>
           <w:szCs w:val="28"/>
         </w:rPr>
-        <w:t xml:space="preserve">Знакомство с консольными утилитами </w:t>
-      </w:r>
-      <w:proofErr w:type="spellStart"/>
+        <w:t>Знакомство с консольными утилитами MySQL и</w:t>
+      </w:r>
       <w:r>
         <w:rPr>
           <w:rStyle w:val="fontstyle01"/>
@@ -29,9 +28,8 @@
           <w:sz w:val="28"/>
           <w:szCs w:val="28"/>
         </w:rPr>
-        <w:t>MySQL</w:t>
-      </w:r>
-      <w:proofErr w:type="spellEnd"/>
+        <w:t xml:space="preserve"> </w:t>
+      </w:r>
       <w:r>
         <w:rPr>
           <w:rStyle w:val="fontstyle01"/>
@@ -39,7 +37,7 @@
           <w:sz w:val="28"/>
           <w:szCs w:val="28"/>
         </w:rPr>
-        <w:t xml:space="preserve"> и</w:t>
+        <w:t xml:space="preserve">просмотр </w:t>
       </w:r>
       <w:r>
         <w:rPr>
@@ -48,24 +46,6 @@
           <w:sz w:val="28"/>
           <w:szCs w:val="28"/>
         </w:rPr>
-        <w:t xml:space="preserve"> </w:t>
-      </w:r>
-      <w:r>
-        <w:rPr>
-          <w:rStyle w:val="fontstyle01"/>
-          <w:rFonts w:ascii="Times New Roman" w:hAnsi="Times New Roman" w:cs="Times New Roman"/>
-          <w:sz w:val="28"/>
-          <w:szCs w:val="28"/>
-        </w:rPr>
-        <w:t xml:space="preserve">просмотр </w:t>
-      </w:r>
-      <w:r>
-        <w:rPr>
-          <w:rStyle w:val="fontstyle01"/>
-          <w:rFonts w:ascii="Times New Roman" w:hAnsi="Times New Roman" w:cs="Times New Roman"/>
-          <w:sz w:val="28"/>
-          <w:szCs w:val="28"/>
-        </w:rPr>
         <w:t>объектов СУБД</w:t>
       </w:r>
     </w:p>
@@ -124,27 +104,7 @@
           <w:sz w:val="24"/>
           <w:szCs w:val="24"/>
         </w:rPr>
-        <w:t xml:space="preserve"> входящими в пакет </w:t>
-      </w:r>
-      <w:proofErr w:type="spellStart"/>
-      <w:r>
-        <w:rPr>
-          <w:rStyle w:val="fontstyle21"/>
-          <w:rFonts w:ascii="Times New Roman" w:hAnsi="Times New Roman" w:cs="Times New Roman"/>
-          <w:sz w:val="24"/>
-          <w:szCs w:val="24"/>
-        </w:rPr>
-        <w:t>MySQL</w:t>
-      </w:r>
-      <w:proofErr w:type="spellEnd"/>
-      <w:r>
-        <w:rPr>
-          <w:rStyle w:val="fontstyle21"/>
-          <w:rFonts w:ascii="Times New Roman" w:hAnsi="Times New Roman" w:cs="Times New Roman"/>
-          <w:sz w:val="24"/>
-          <w:szCs w:val="24"/>
-        </w:rPr>
-        <w:t xml:space="preserve"> и дать</w:t>
+        <w:t xml:space="preserve"> входящими в пакет MySQL и дать</w:t>
       </w:r>
       <w:r>
         <w:rPr>
@@ -271,19 +231,8 @@
           <w:sz w:val="24"/>
           <w:szCs w:val="24"/>
         </w:rPr>
-        <w:t xml:space="preserve"> в которой установлен пакет </w:t>
-      </w:r>
-      <w:proofErr w:type="spellStart"/>
-      <w:r>
-        <w:rPr>
-          <w:rStyle w:val="fontstyle21"/>
-          <w:rFonts w:ascii="Times New Roman" w:hAnsi="Times New Roman" w:cs="Times New Roman"/>
-          <w:sz w:val="24"/>
-          <w:szCs w:val="24"/>
-        </w:rPr>
-        <w:t>MySQL</w:t>
-      </w:r>
-      <w:proofErr w:type="spellEnd"/>
+        <w:t xml:space="preserve"> в которой установлен пакет MySQL</w:t>
+      </w:r>
       <w:r>
         <w:rPr>
           <w:rStyle w:val="fontstyle21"/>
@@ -323,7 +272,6 @@
           <w:szCs w:val="24"/>
         </w:rPr>
       </w:pPr>
-      <w:proofErr w:type="spellStart"/>
       <w:r>
         <w:rPr>
           <w:rStyle w:val="fontstyle41"/>
@@ -332,9 +280,8 @@
           <w:sz w:val="24"/>
           <w:szCs w:val="24"/>
         </w:rPr>
-        <w:t>bin</w:t>
-      </w:r>
-      <w:proofErr w:type="spellEnd"/>
+        <w:t>bin\mysql -h [</w:t>
+      </w:r>
       <w:r>
         <w:rPr>
           <w:rStyle w:val="fontstyle41"/>
@@ -343,9 +290,8 @@
           <w:sz w:val="24"/>
           <w:szCs w:val="24"/>
         </w:rPr>
-        <w:t>\</w:t>
-      </w:r>
-      <w:proofErr w:type="spellStart"/>
+        <w:t xml:space="preserve">имя хоста] -u [имя пользователя] </w:t>
+      </w:r>
       <w:r>
         <w:rPr>
           <w:rStyle w:val="fontstyle41"/>
@@ -354,9 +300,8 @@
           <w:sz w:val="24"/>
           <w:szCs w:val="24"/>
         </w:rPr>
-        <w:t>mysql</w:t>
-      </w:r>
-      <w:proofErr w:type="spellEnd"/>
+        <w:t>–</w:t>
+      </w:r>
       <w:r>
         <w:rPr>
           <w:rStyle w:val="fontstyle41"/>
@@ -365,37 +310,103 @@
           <w:sz w:val="24"/>
           <w:szCs w:val="24"/>
         </w:rPr>
-        <w:t xml:space="preserve"> -h [</w:t>
-      </w:r>
-      <w:r>
+        <w:t>p</w:t>
+      </w:r>
+    </w:p>
+    <w:p>
+      <w:pPr>
+        <w:ind w:firstLine="567"/>
+        <w:rPr>
+          <w:rStyle w:val="fontstyle21"/>
+          <w:rFonts w:ascii="Times New Roman" w:hAnsi="Times New Roman" w:cs="Times New Roman"/>
+          <w:sz w:val="24"/>
+          <w:szCs w:val="24"/>
+        </w:rPr>
+      </w:pPr>
+      <w:r>
+        <w:rPr>
+          <w:rStyle w:val="fontstyle21"/>
+          <w:rFonts w:ascii="Times New Roman" w:hAnsi="Times New Roman" w:cs="Times New Roman"/>
+          <w:sz w:val="24"/>
+          <w:szCs w:val="24"/>
+        </w:rPr>
+        <w:t xml:space="preserve">Консольная утилита спросит у вас пароль, который вы должны будете ввести. </w:t>
+      </w:r>
+    </w:p>
+    <w:p>
+      <w:pPr>
+        <w:ind w:firstLine="567"/>
+        <w:rPr>
+          <w:rStyle w:val="fontstyle21"/>
+          <w:rFonts w:ascii="Times New Roman" w:hAnsi="Times New Roman" w:cs="Times New Roman"/>
+          <w:sz w:val="24"/>
+          <w:szCs w:val="24"/>
+        </w:rPr>
+      </w:pPr>
+      <w:r>
+        <w:rPr>
+          <w:rStyle w:val="fontstyle21"/>
+          <w:rFonts w:ascii="Times New Roman" w:hAnsi="Times New Roman" w:cs="Times New Roman"/>
+          <w:sz w:val="24"/>
+          <w:szCs w:val="24"/>
+        </w:rPr>
+        <w:t>Если вы</w:t>
+      </w:r>
+      <w:r>
+        <w:rPr>
+          <w:rStyle w:val="fontstyle21"/>
+          <w:rFonts w:ascii="Times New Roman" w:hAnsi="Times New Roman" w:cs="Times New Roman"/>
+          <w:sz w:val="24"/>
+          <w:szCs w:val="24"/>
+        </w:rPr>
+        <w:t xml:space="preserve"> </w:t>
+      </w:r>
+      <w:r>
+        <w:rPr>
+          <w:rStyle w:val="fontstyle21"/>
+          <w:rFonts w:ascii="Times New Roman" w:hAnsi="Times New Roman" w:cs="Times New Roman"/>
+          <w:sz w:val="24"/>
+          <w:szCs w:val="24"/>
+        </w:rPr>
+        <w:t>всё сделали правильно, то вы увид</w:t>
+      </w:r>
+      <w:r>
+        <w:rPr>
+          <w:rStyle w:val="fontstyle21"/>
+          <w:rFonts w:ascii="Times New Roman" w:hAnsi="Times New Roman" w:cs="Times New Roman"/>
+          <w:sz w:val="24"/>
+          <w:szCs w:val="24"/>
+        </w:rPr>
+        <w:t>и</w:t>
+      </w:r>
+      <w:r>
+        <w:rPr>
+          <w:rStyle w:val="fontstyle21"/>
+          <w:rFonts w:ascii="Times New Roman" w:hAnsi="Times New Roman" w:cs="Times New Roman"/>
+          <w:sz w:val="24"/>
+          <w:szCs w:val="24"/>
+        </w:rPr>
+        <w:t>те приглашение вида:</w:t>
+      </w:r>
+    </w:p>
+    <w:p>
+      <w:pPr>
+        <w:ind w:firstLine="567"/>
         <w:rPr>
           <w:rStyle w:val="fontstyle41"/>
           <w:rFonts w:ascii="Times New Roman" w:hAnsi="Times New Roman" w:cs="Times New Roman"/>
-          <w:b/>
-          <w:sz w:val="24"/>
-          <w:szCs w:val="24"/>
-        </w:rPr>
-        <w:t xml:space="preserve">имя хоста] -u [имя пользователя] </w:t>
-      </w:r>
+          <w:sz w:val="24"/>
+          <w:szCs w:val="24"/>
+        </w:rPr>
+      </w:pPr>
       <w:r>
         <w:rPr>
           <w:rStyle w:val="fontstyle41"/>
           <w:rFonts w:ascii="Times New Roman" w:hAnsi="Times New Roman" w:cs="Times New Roman"/>
-          <w:b/>
-          <w:sz w:val="24"/>
-          <w:szCs w:val="24"/>
-        </w:rPr>
-        <w:t>–</w:t>
-      </w:r>
-      <w:r>
-        <w:rPr>
-          <w:rStyle w:val="fontstyle41"/>
-          <w:rFonts w:ascii="Times New Roman" w:hAnsi="Times New Roman" w:cs="Times New Roman"/>
-          <w:b/>
-          <w:sz w:val="24"/>
-          <w:szCs w:val="24"/>
-        </w:rPr>
-        <w:t>p</w:t>
+          <w:sz w:val="24"/>
+          <w:szCs w:val="24"/>
+        </w:rPr>
+        <w:t xml:space="preserve">mysql&gt; </w:t>
       </w:r>
     </w:p>
     <w:p>
@@ -415,7 +426,16 @@
           <w:sz w:val="24"/>
           <w:szCs w:val="24"/>
         </w:rPr>
-        <w:t xml:space="preserve">Консольная утилита спросит у вас пароль, который вы должны будете ввести. </w:t>
+        <w:t>Оно сигнализирует о том, что вы всё сделали корректно и утилита готова принимать</w:t>
+      </w:r>
+      <w:r>
+        <w:rPr>
+          <w:rStyle w:val="fontstyle21"/>
+          <w:rFonts w:ascii="Times New Roman" w:hAnsi="Times New Roman" w:cs="Times New Roman"/>
+          <w:sz w:val="24"/>
+          <w:szCs w:val="24"/>
+        </w:rPr>
+        <w:t xml:space="preserve"> ваши команды.</w:t>
       </w:r>
     </w:p>
     <w:p>
@@ -435,134 +455,17 @@
           <w:sz w:val="24"/>
           <w:szCs w:val="24"/>
         </w:rPr>
-        <w:t>Если вы</w:t>
-      </w:r>
-      <w:r>
-        <w:rPr>
-          <w:rStyle w:val="fontstyle21"/>
-          <w:rFonts w:ascii="Times New Roman" w:hAnsi="Times New Roman" w:cs="Times New Roman"/>
-          <w:sz w:val="24"/>
-          <w:szCs w:val="24"/>
-        </w:rPr>
-        <w:t xml:space="preserve"> </w:t>
-      </w:r>
-      <w:r>
-        <w:rPr>
-          <w:rStyle w:val="fontstyle21"/>
-          <w:rFonts w:ascii="Times New Roman" w:hAnsi="Times New Roman" w:cs="Times New Roman"/>
-          <w:sz w:val="24"/>
-          <w:szCs w:val="24"/>
-        </w:rPr>
-        <w:t>всё сделали правильно, то вы увид</w:t>
-      </w:r>
-      <w:r>
-        <w:rPr>
-          <w:rStyle w:val="fontstyle21"/>
-          <w:rFonts w:ascii="Times New Roman" w:hAnsi="Times New Roman" w:cs="Times New Roman"/>
-          <w:sz w:val="24"/>
-          <w:szCs w:val="24"/>
-        </w:rPr>
-        <w:t>и</w:t>
-      </w:r>
-      <w:r>
-        <w:rPr>
-          <w:rStyle w:val="fontstyle21"/>
-          <w:rFonts w:ascii="Times New Roman" w:hAnsi="Times New Roman" w:cs="Times New Roman"/>
-          <w:sz w:val="24"/>
-          <w:szCs w:val="24"/>
-        </w:rPr>
-        <w:t>те приглашение вида:</w:t>
+        <w:t>Реквизиты подключения к БД необходимой для выполнения заданий:</w:t>
       </w:r>
     </w:p>
     <w:p>
       <w:pPr>
         <w:ind w:firstLine="567"/>
         <w:rPr>
-          <w:rStyle w:val="fontstyle41"/>
-          <w:rFonts w:ascii="Times New Roman" w:hAnsi="Times New Roman" w:cs="Times New Roman"/>
-          <w:sz w:val="24"/>
-          <w:szCs w:val="24"/>
-        </w:rPr>
-      </w:pPr>
-      <w:proofErr w:type="spellStart"/>
-      <w:r>
-        <w:rPr>
-          <w:rStyle w:val="fontstyle41"/>
-          <w:rFonts w:ascii="Times New Roman" w:hAnsi="Times New Roman" w:cs="Times New Roman"/>
-          <w:sz w:val="24"/>
-          <w:szCs w:val="24"/>
-        </w:rPr>
-        <w:t>mysql</w:t>
-      </w:r>
-      <w:proofErr w:type="spellEnd"/>
-      <w:r>
-        <w:rPr>
-          <w:rStyle w:val="fontstyle41"/>
-          <w:rFonts w:ascii="Times New Roman" w:hAnsi="Times New Roman" w:cs="Times New Roman"/>
-          <w:sz w:val="24"/>
-          <w:szCs w:val="24"/>
-        </w:rPr>
-        <w:t xml:space="preserve">&gt; </w:t>
-      </w:r>
-    </w:p>
-    <w:p>
-      <w:pPr>
-        <w:ind w:firstLine="567"/>
-        <w:rPr>
-          <w:rStyle w:val="fontstyle21"/>
-          <w:rFonts w:ascii="Times New Roman" w:hAnsi="Times New Roman" w:cs="Times New Roman"/>
-          <w:sz w:val="24"/>
-          <w:szCs w:val="24"/>
-        </w:rPr>
-      </w:pPr>
-      <w:r>
-        <w:rPr>
-          <w:rStyle w:val="fontstyle21"/>
-          <w:rFonts w:ascii="Times New Roman" w:hAnsi="Times New Roman" w:cs="Times New Roman"/>
-          <w:sz w:val="24"/>
-          <w:szCs w:val="24"/>
-        </w:rPr>
-        <w:t>Оно сигнализирует о том, что вы всё сделали корректно и утилита готова принимать</w:t>
-      </w:r>
-      <w:r>
-        <w:rPr>
-          <w:rStyle w:val="fontstyle21"/>
-          <w:rFonts w:ascii="Times New Roman" w:hAnsi="Times New Roman" w:cs="Times New Roman"/>
-          <w:sz w:val="24"/>
-          <w:szCs w:val="24"/>
-        </w:rPr>
-        <w:t xml:space="preserve"> ваши команды.</w:t>
-      </w:r>
-    </w:p>
-    <w:p>
-      <w:pPr>
-        <w:ind w:firstLine="567"/>
-        <w:rPr>
-          <w:rStyle w:val="fontstyle21"/>
-          <w:rFonts w:ascii="Times New Roman" w:hAnsi="Times New Roman" w:cs="Times New Roman"/>
-          <w:sz w:val="24"/>
-          <w:szCs w:val="24"/>
-        </w:rPr>
-      </w:pPr>
-      <w:r>
-        <w:rPr>
-          <w:rStyle w:val="fontstyle21"/>
-          <w:rFonts w:ascii="Times New Roman" w:hAnsi="Times New Roman" w:cs="Times New Roman"/>
-          <w:sz w:val="24"/>
-          <w:szCs w:val="24"/>
-        </w:rPr>
-        <w:t>Реквизиты подключения к БД необходимой для выполнения заданий:</w:t>
-      </w:r>
-    </w:p>
-    <w:p>
-      <w:pPr>
-        <w:ind w:firstLine="567"/>
-        <w:rPr>
-          <w:rStyle w:val="fontstyle21"/>
-          <w:rFonts w:ascii="Times New Roman" w:hAnsi="Times New Roman" w:cs="Times New Roman"/>
-          <w:sz w:val="24"/>
-          <w:szCs w:val="24"/>
-          <w:lang w:val="en-US"/>
+          <w:rStyle w:val="fontstyle21"/>
+          <w:rFonts w:ascii="Times New Roman" w:hAnsi="Times New Roman" w:cs="Times New Roman"/>
+          <w:sz w:val="24"/>
+          <w:szCs w:val="24"/>
         </w:rPr>
       </w:pPr>
       <w:r>
@@ -616,7 +519,6 @@
           <w:rFonts w:ascii="Times New Roman" w:hAnsi="Times New Roman" w:cs="Times New Roman"/>
           <w:sz w:val="24"/>
           <w:szCs w:val="24"/>
-          <w:lang w:val="en-US"/>
         </w:rPr>
         <w:t>16</w:t>
       </w:r>
@@ -635,12 +537,9 @@
           <w:rFonts w:ascii="Times New Roman" w:hAnsi="Times New Roman" w:cs="Times New Roman"/>
           <w:sz w:val="24"/>
           <w:szCs w:val="24"/>
-          <w:lang w:val="en-US"/>
         </w:rPr>
         <w:t>37</w:t>
       </w:r>
-      <w:bookmarkStart w:id="0" w:name="_GoBack"/>
-      <w:bookmarkEnd w:id="0"/>
     </w:p>
     <w:p>
       <w:pPr>
@@ -966,6 +865,95 @@
           <w:rFonts w:ascii="Times New Roman" w:hAnsi="Times New Roman" w:cs="Times New Roman"/>
           <w:sz w:val="24"/>
           <w:szCs w:val="24"/>
+          <w:lang w:val="en-US"/>
+        </w:rPr>
+      </w:pPr>
+    </w:p>
+    <w:p>
+      <w:pPr>
+        <w:rPr>
+          <w:rStyle w:val="fontstyle21"/>
+          <w:rFonts w:ascii="Times New Roman" w:hAnsi="Times New Roman" w:cs="Times New Roman"/>
+          <w:sz w:val="24"/>
+          <w:szCs w:val="24"/>
+          <w:lang w:val="en-US"/>
+        </w:rPr>
+      </w:pPr>
+    </w:p>
+    <w:p>
+      <w:pPr>
+        <w:rPr>
+          <w:rStyle w:val="fontstyle21"/>
+          <w:rFonts w:ascii="Times New Roman" w:hAnsi="Times New Roman" w:cs="Times New Roman"/>
+          <w:sz w:val="24"/>
+          <w:szCs w:val="24"/>
+          <w:lang w:val="en-US"/>
+        </w:rPr>
+      </w:pPr>
+    </w:p>
+    <w:p>
+      <w:pPr>
+        <w:rPr>
+          <w:rStyle w:val="fontstyle21"/>
+          <w:rFonts w:ascii="Times New Roman" w:hAnsi="Times New Roman" w:cs="Times New Roman"/>
+          <w:sz w:val="24"/>
+          <w:szCs w:val="24"/>
+          <w:lang w:val="en-US"/>
+        </w:rPr>
+      </w:pPr>
+    </w:p>
+    <w:p>
+      <w:pPr>
+        <w:rPr>
+          <w:rStyle w:val="fontstyle21"/>
+          <w:rFonts w:ascii="Times New Roman" w:hAnsi="Times New Roman" w:cs="Times New Roman"/>
+          <w:sz w:val="24"/>
+          <w:szCs w:val="24"/>
+          <w:lang w:val="en-US"/>
+        </w:rPr>
+      </w:pPr>
+    </w:p>
+    <w:p>
+      <w:pPr>
+        <w:rPr>
+          <w:rStyle w:val="fontstyle21"/>
+          <w:rFonts w:ascii="Times New Roman" w:hAnsi="Times New Roman" w:cs="Times New Roman"/>
+          <w:sz w:val="24"/>
+          <w:szCs w:val="24"/>
+          <w:lang w:val="en-US"/>
+        </w:rPr>
+      </w:pPr>
+    </w:p>
+    <w:p>
+      <w:pPr>
+        <w:rPr>
+          <w:rStyle w:val="fontstyle21"/>
+          <w:rFonts w:ascii="Times New Roman" w:hAnsi="Times New Roman" w:cs="Times New Roman"/>
+          <w:sz w:val="24"/>
+          <w:szCs w:val="24"/>
+          <w:lang w:val="en-US"/>
+        </w:rPr>
+      </w:pPr>
+    </w:p>
+    <w:p>
+      <w:pPr>
+        <w:rPr>
+          <w:rStyle w:val="fontstyle21"/>
+          <w:rFonts w:ascii="Times New Roman" w:hAnsi="Times New Roman" w:cs="Times New Roman"/>
+          <w:sz w:val="24"/>
+          <w:szCs w:val="24"/>
+          <w:lang w:val="en-US"/>
+        </w:rPr>
+      </w:pPr>
+    </w:p>
+    <w:p>
+      <w:pPr>
+        <w:rPr>
+          <w:rStyle w:val="fontstyle21"/>
+          <w:rFonts w:ascii="Times New Roman" w:hAnsi="Times New Roman" w:cs="Times New Roman"/>
+          <w:sz w:val="24"/>
+          <w:szCs w:val="24"/>
+          <w:lang w:val="en-US"/>
         </w:rPr>
       </w:pPr>
     </w:p>
@@ -976,11 +964,11 @@
         <w:tblLook w:val="04A0" w:firstRow="1" w:lastRow="0" w:firstColumn="1" w:lastColumn="0" w:noHBand="0" w:noVBand="1"/>
       </w:tblPr>
       <w:tblGrid>
-        <w:gridCol w:w="1869"/>
-        <w:gridCol w:w="1869"/>
-        <w:gridCol w:w="1869"/>
-        <w:gridCol w:w="1869"/>
-        <w:gridCol w:w="1869"/>
+        <w:gridCol w:w="1867"/>
+        <w:gridCol w:w="1915"/>
+        <w:gridCol w:w="1854"/>
+        <w:gridCol w:w="1852"/>
+        <w:gridCol w:w="1857"/>
       </w:tblGrid>
       <w:tr>
         <w:tc>
@@ -1004,6 +992,7 @@
                 <w:sz w:val="24"/>
                 <w:szCs w:val="24"/>
               </w:rPr>
+              <w:lastRenderedPageBreak/>
               <w:t>Наименование таблицы</w:t>
             </w:r>
           </w:p>
@@ -1131,107 +1120,2183 @@
                 <w:sz w:val="24"/>
                 <w:szCs w:val="24"/>
               </w:rPr>
-              <w:t>…</w:t>
-            </w:r>
-          </w:p>
-        </w:tc>
-        <w:tc>
-          <w:tcPr>
-            <w:tcW w:w="1869" w:type="dxa"/>
-          </w:tcPr>
-          <w:p>
-            <w:pPr>
-              <w:jc w:val="center"/>
-              <w:rPr>
-                <w:rStyle w:val="fontstyle21"/>
-                <w:rFonts w:ascii="Times New Roman" w:hAnsi="Times New Roman" w:cs="Times New Roman"/>
-                <w:sz w:val="24"/>
-                <w:szCs w:val="24"/>
-              </w:rPr>
-            </w:pPr>
-            <w:r>
-              <w:rPr>
-                <w:rStyle w:val="fontstyle21"/>
-                <w:rFonts w:ascii="Times New Roman" w:hAnsi="Times New Roman" w:cs="Times New Roman"/>
-                <w:sz w:val="24"/>
-                <w:szCs w:val="24"/>
-              </w:rPr>
-              <w:t>…</w:t>
-            </w:r>
-          </w:p>
-        </w:tc>
-        <w:tc>
-          <w:tcPr>
-            <w:tcW w:w="1869" w:type="dxa"/>
-          </w:tcPr>
-          <w:p>
-            <w:pPr>
-              <w:jc w:val="center"/>
-              <w:rPr>
-                <w:rStyle w:val="fontstyle21"/>
-                <w:rFonts w:ascii="Times New Roman" w:hAnsi="Times New Roman" w:cs="Times New Roman"/>
-                <w:sz w:val="24"/>
-                <w:szCs w:val="24"/>
-              </w:rPr>
-            </w:pPr>
-            <w:r>
-              <w:rPr>
-                <w:rStyle w:val="fontstyle21"/>
-                <w:rFonts w:ascii="Times New Roman" w:hAnsi="Times New Roman" w:cs="Times New Roman"/>
-                <w:sz w:val="24"/>
-                <w:szCs w:val="24"/>
-              </w:rPr>
-              <w:t>…</w:t>
-            </w:r>
-          </w:p>
-        </w:tc>
-        <w:tc>
-          <w:tcPr>
-            <w:tcW w:w="1869" w:type="dxa"/>
-          </w:tcPr>
-          <w:p>
-            <w:pPr>
-              <w:jc w:val="center"/>
-              <w:rPr>
-                <w:rStyle w:val="fontstyle21"/>
-                <w:rFonts w:ascii="Times New Roman" w:hAnsi="Times New Roman" w:cs="Times New Roman"/>
-                <w:sz w:val="24"/>
-                <w:szCs w:val="24"/>
-              </w:rPr>
-            </w:pPr>
-            <w:r>
-              <w:rPr>
-                <w:rStyle w:val="fontstyle21"/>
-                <w:rFonts w:ascii="Times New Roman" w:hAnsi="Times New Roman" w:cs="Times New Roman"/>
-                <w:sz w:val="24"/>
-                <w:szCs w:val="24"/>
-              </w:rPr>
-              <w:t>…</w:t>
-            </w:r>
-          </w:p>
-        </w:tc>
-        <w:tc>
-          <w:tcPr>
-            <w:tcW w:w="1869" w:type="dxa"/>
-          </w:tcPr>
-          <w:p>
-            <w:pPr>
-              <w:jc w:val="center"/>
-              <w:rPr>
-                <w:rStyle w:val="fontstyle21"/>
-                <w:rFonts w:ascii="Times New Roman" w:hAnsi="Times New Roman" w:cs="Times New Roman"/>
-                <w:sz w:val="24"/>
-                <w:szCs w:val="24"/>
-              </w:rPr>
-            </w:pPr>
-            <w:r>
-              <w:rPr>
-                <w:rStyle w:val="fontstyle21"/>
-                <w:rFonts w:ascii="Times New Roman" w:hAnsi="Times New Roman" w:cs="Times New Roman"/>
-                <w:sz w:val="24"/>
-                <w:szCs w:val="24"/>
-              </w:rPr>
-              <w:t>…</w:t>
+              <w:t>activity</w:t>
+            </w:r>
+          </w:p>
+        </w:tc>
+        <w:tc>
+          <w:tcPr>
+            <w:tcW w:w="1869" w:type="dxa"/>
+          </w:tcPr>
+          <w:p>
+            <w:pPr>
+              <w:rPr>
+                <w:rStyle w:val="fontstyle21"/>
+                <w:rFonts w:ascii="Times New Roman" w:hAnsi="Times New Roman" w:cs="Times New Roman"/>
+                <w:sz w:val="24"/>
+                <w:szCs w:val="24"/>
+              </w:rPr>
+            </w:pPr>
+            <w:r>
+              <w:rPr>
+                <w:rStyle w:val="fontstyle21"/>
+                <w:rFonts w:ascii="Times New Roman" w:hAnsi="Times New Roman" w:cs="Times New Roman"/>
+                <w:sz w:val="24"/>
+                <w:szCs w:val="24"/>
+              </w:rPr>
+              <w:t>Активность пользователя</w:t>
+            </w:r>
+          </w:p>
+        </w:tc>
+        <w:tc>
+          <w:tcPr>
+            <w:tcW w:w="1869" w:type="dxa"/>
+          </w:tcPr>
+          <w:p>
+            <w:pPr>
+              <w:rPr>
+                <w:rStyle w:val="fontstyle21"/>
+                <w:rFonts w:ascii="Times New Roman" w:hAnsi="Times New Roman" w:cs="Times New Roman"/>
+                <w:sz w:val="24"/>
+                <w:szCs w:val="24"/>
+                <w:lang w:val="en-US"/>
+              </w:rPr>
+            </w:pPr>
+            <w:r>
+              <w:rPr>
+                <w:rStyle w:val="fontstyle21"/>
+                <w:rFonts w:ascii="Times New Roman" w:hAnsi="Times New Roman" w:cs="Times New Roman"/>
+                <w:sz w:val="24"/>
+                <w:szCs w:val="24"/>
+                <w:lang w:val="en-US"/>
+              </w:rPr>
+              <w:t>c</w:t>
+            </w:r>
+            <w:r>
+              <w:rPr>
+                <w:rStyle w:val="fontstyle21"/>
+                <w:rFonts w:ascii="Times New Roman" w:hAnsi="Times New Roman" w:cs="Times New Roman"/>
+                <w:sz w:val="24"/>
+                <w:szCs w:val="24"/>
+                <w:lang w:val="en-US"/>
+              </w:rPr>
+              <w:t>hannel</w:t>
+            </w:r>
+            <w:r>
+              <w:rPr>
+                <w:rStyle w:val="fontstyle21"/>
+                <w:rFonts w:ascii="Times New Roman" w:hAnsi="Times New Roman" w:cs="Times New Roman"/>
+                <w:sz w:val="24"/>
+                <w:szCs w:val="24"/>
+                <w:lang w:val="en-US"/>
+              </w:rPr>
+              <w:t xml:space="preserve">, </w:t>
+            </w:r>
+            <w:r>
+              <w:rPr>
+                <w:rStyle w:val="fontstyle21"/>
+                <w:rFonts w:ascii="Times New Roman" w:hAnsi="Times New Roman" w:cs="Times New Roman"/>
+                <w:sz w:val="24"/>
+                <w:szCs w:val="24"/>
+                <w:lang w:val="en-US"/>
+              </w:rPr>
+              <w:t>event, eventType</w:t>
+            </w:r>
+            <w:r>
+              <w:rPr>
+                <w:rStyle w:val="fontstyle21"/>
+                <w:rFonts w:ascii="Times New Roman" w:hAnsi="Times New Roman" w:cs="Times New Roman"/>
+                <w:sz w:val="24"/>
+                <w:szCs w:val="24"/>
+                <w:lang w:val="en-US"/>
+              </w:rPr>
+              <w:t>, city</w:t>
+            </w:r>
+          </w:p>
+          <w:p>
+            <w:pPr>
+              <w:rPr>
+                <w:rStyle w:val="fontstyle21"/>
+                <w:rFonts w:ascii="Times New Roman" w:hAnsi="Times New Roman" w:cs="Times New Roman"/>
+                <w:sz w:val="24"/>
+                <w:szCs w:val="24"/>
+                <w:lang w:val="en-US"/>
+              </w:rPr>
+            </w:pPr>
+          </w:p>
+        </w:tc>
+        <w:tc>
+          <w:tcPr>
+            <w:tcW w:w="1869" w:type="dxa"/>
+          </w:tcPr>
+          <w:p>
+            <w:pPr>
+              <w:rPr>
+                <w:rStyle w:val="fontstyle21"/>
+                <w:rFonts w:ascii="Times New Roman" w:hAnsi="Times New Roman" w:cs="Times New Roman"/>
+                <w:sz w:val="24"/>
+                <w:szCs w:val="24"/>
+                <w:lang w:val="en-US"/>
+              </w:rPr>
+            </w:pPr>
+            <w:r>
+              <w:rPr>
+                <w:rStyle w:val="fontstyle21"/>
+                <w:rFonts w:ascii="Times New Roman" w:hAnsi="Times New Roman" w:cs="Times New Roman"/>
+                <w:sz w:val="24"/>
+                <w:szCs w:val="24"/>
+              </w:rPr>
+              <w:t>eventId</w:t>
+            </w:r>
+            <w:r>
+              <w:rPr>
+                <w:rStyle w:val="fontstyle21"/>
+                <w:rFonts w:ascii="Times New Roman" w:hAnsi="Times New Roman" w:cs="Times New Roman"/>
+                <w:sz w:val="24"/>
+                <w:szCs w:val="24"/>
+                <w:lang w:val="en-US"/>
+              </w:rPr>
+              <w:t>, cityId</w:t>
+            </w:r>
+            <w:r>
+              <w:rPr>
+                <w:rStyle w:val="fontstyle21"/>
+                <w:rFonts w:ascii="Times New Roman" w:hAnsi="Times New Roman" w:cs="Times New Roman"/>
+                <w:sz w:val="24"/>
+                <w:szCs w:val="24"/>
+                <w:lang w:val="en-US"/>
+              </w:rPr>
+              <w:t>,</w:t>
+            </w:r>
+          </w:p>
+          <w:p>
+            <w:pPr>
+              <w:rPr>
+                <w:rStyle w:val="fontstyle21"/>
+                <w:rFonts w:ascii="Times New Roman" w:hAnsi="Times New Roman" w:cs="Times New Roman"/>
+                <w:sz w:val="24"/>
+                <w:szCs w:val="24"/>
+                <w:lang w:val="en-US"/>
+              </w:rPr>
+            </w:pPr>
+            <w:r>
+              <w:rPr>
+                <w:rStyle w:val="fontstyle21"/>
+                <w:rFonts w:ascii="Times New Roman" w:hAnsi="Times New Roman" w:cs="Times New Roman"/>
+                <w:sz w:val="24"/>
+                <w:szCs w:val="24"/>
+                <w:lang w:val="en-US"/>
+              </w:rPr>
+              <w:t>eventType</w:t>
+            </w:r>
+          </w:p>
+          <w:p>
+            <w:pPr>
+              <w:rPr>
+                <w:rStyle w:val="fontstyle21"/>
+                <w:rFonts w:ascii="Times New Roman" w:hAnsi="Times New Roman" w:cs="Times New Roman"/>
+                <w:sz w:val="24"/>
+                <w:szCs w:val="24"/>
+              </w:rPr>
+            </w:pPr>
+            <w:r>
+              <w:rPr>
+                <w:rStyle w:val="fontstyle21"/>
+                <w:rFonts w:ascii="Times New Roman" w:hAnsi="Times New Roman" w:cs="Times New Roman"/>
+                <w:sz w:val="24"/>
+                <w:szCs w:val="24"/>
+                <w:lang w:val="en-US"/>
+              </w:rPr>
+              <w:t>channelId</w:t>
+            </w:r>
+          </w:p>
+        </w:tc>
+        <w:tc>
+          <w:tcPr>
+            <w:tcW w:w="1869" w:type="dxa"/>
+          </w:tcPr>
+          <w:p>
+            <w:pPr>
+              <w:rPr>
+                <w:rStyle w:val="fontstyle21"/>
+                <w:rFonts w:ascii="Times New Roman" w:hAnsi="Times New Roman" w:cs="Times New Roman"/>
+                <w:sz w:val="24"/>
+                <w:szCs w:val="24"/>
+                <w:lang w:val="en-US"/>
+              </w:rPr>
+            </w:pPr>
+            <w:r>
+              <w:rPr>
+                <w:rStyle w:val="fontstyle21"/>
+                <w:rFonts w:ascii="Times New Roman" w:hAnsi="Times New Roman" w:cs="Times New Roman"/>
+                <w:sz w:val="24"/>
+                <w:szCs w:val="24"/>
+                <w:lang w:val="en-US"/>
+              </w:rPr>
+              <w:t>158003</w:t>
+            </w:r>
+          </w:p>
+        </w:tc>
+      </w:tr>
+      <w:tr>
+        <w:tc>
+          <w:tcPr>
+            <w:tcW w:w="1869" w:type="dxa"/>
+          </w:tcPr>
+          <w:p>
+            <w:pPr>
+              <w:jc w:val="center"/>
+              <w:rPr>
+                <w:rStyle w:val="fontstyle21"/>
+                <w:rFonts w:ascii="Times New Roman" w:hAnsi="Times New Roman" w:cs="Times New Roman"/>
+                <w:sz w:val="24"/>
+                <w:szCs w:val="24"/>
+                <w:lang w:val="en-US"/>
+              </w:rPr>
+            </w:pPr>
+            <w:r>
+              <w:rPr>
+                <w:rStyle w:val="fontstyle21"/>
+                <w:rFonts w:ascii="Times New Roman" w:hAnsi="Times New Roman" w:cs="Times New Roman"/>
+                <w:sz w:val="24"/>
+                <w:szCs w:val="24"/>
+                <w:lang w:val="en-US"/>
+              </w:rPr>
+              <w:t>category</w:t>
+            </w:r>
+          </w:p>
+        </w:tc>
+        <w:tc>
+          <w:tcPr>
+            <w:tcW w:w="1869" w:type="dxa"/>
+          </w:tcPr>
+          <w:p>
+            <w:pPr>
+              <w:jc w:val="center"/>
+              <w:rPr>
+                <w:rStyle w:val="fontstyle21"/>
+                <w:rFonts w:ascii="Times New Roman" w:hAnsi="Times New Roman" w:cs="Times New Roman"/>
+                <w:sz w:val="24"/>
+                <w:szCs w:val="24"/>
+              </w:rPr>
+            </w:pPr>
+            <w:r>
+              <w:rPr>
+                <w:rStyle w:val="fontstyle21"/>
+                <w:rFonts w:ascii="Times New Roman" w:hAnsi="Times New Roman" w:cs="Times New Roman"/>
+                <w:sz w:val="24"/>
+                <w:szCs w:val="24"/>
+              </w:rPr>
+              <w:t>Категории каналов</w:t>
+            </w:r>
+          </w:p>
+        </w:tc>
+        <w:tc>
+          <w:tcPr>
+            <w:tcW w:w="1869" w:type="dxa"/>
+          </w:tcPr>
+          <w:p>
+            <w:pPr>
+              <w:jc w:val="center"/>
+              <w:rPr>
+                <w:rStyle w:val="fontstyle21"/>
+                <w:rFonts w:ascii="Times New Roman" w:hAnsi="Times New Roman" w:cs="Times New Roman"/>
+                <w:sz w:val="24"/>
+                <w:szCs w:val="24"/>
+                <w:lang w:val="en-US"/>
+              </w:rPr>
+            </w:pPr>
+          </w:p>
+        </w:tc>
+        <w:tc>
+          <w:tcPr>
+            <w:tcW w:w="1869" w:type="dxa"/>
+          </w:tcPr>
+          <w:p>
+            <w:pPr>
+              <w:jc w:val="center"/>
+              <w:rPr>
+                <w:rStyle w:val="fontstyle21"/>
+                <w:rFonts w:ascii="Times New Roman" w:hAnsi="Times New Roman" w:cs="Times New Roman"/>
+                <w:sz w:val="24"/>
+                <w:szCs w:val="24"/>
+                <w:lang w:val="en-US"/>
+              </w:rPr>
+            </w:pPr>
+          </w:p>
+        </w:tc>
+        <w:tc>
+          <w:tcPr>
+            <w:tcW w:w="1869" w:type="dxa"/>
+          </w:tcPr>
+          <w:p>
+            <w:pPr>
+              <w:jc w:val="center"/>
+              <w:rPr>
+                <w:rStyle w:val="fontstyle21"/>
+                <w:rFonts w:ascii="Times New Roman" w:hAnsi="Times New Roman" w:cs="Times New Roman"/>
+                <w:sz w:val="24"/>
+                <w:szCs w:val="24"/>
+                <w:lang w:val="en-US"/>
+              </w:rPr>
+            </w:pPr>
+            <w:r>
+              <w:rPr>
+                <w:rStyle w:val="fontstyle21"/>
+                <w:rFonts w:ascii="Times New Roman" w:hAnsi="Times New Roman" w:cs="Times New Roman"/>
+                <w:sz w:val="24"/>
+                <w:szCs w:val="24"/>
+                <w:lang w:val="en-US"/>
+              </w:rPr>
+              <w:t>11</w:t>
+            </w:r>
+          </w:p>
+        </w:tc>
+      </w:tr>
+      <w:tr>
+        <w:tc>
+          <w:tcPr>
+            <w:tcW w:w="1869" w:type="dxa"/>
+          </w:tcPr>
+          <w:p>
+            <w:pPr>
+              <w:jc w:val="center"/>
+              <w:rPr>
+                <w:rStyle w:val="fontstyle21"/>
+                <w:rFonts w:ascii="Times New Roman" w:hAnsi="Times New Roman" w:cs="Times New Roman"/>
+                <w:sz w:val="24"/>
+                <w:szCs w:val="24"/>
+                <w:lang w:val="en-US"/>
+              </w:rPr>
+            </w:pPr>
+            <w:r>
+              <w:rPr>
+                <w:rStyle w:val="fontstyle21"/>
+                <w:rFonts w:ascii="Times New Roman" w:hAnsi="Times New Roman" w:cs="Times New Roman"/>
+                <w:sz w:val="24"/>
+                <w:szCs w:val="24"/>
+                <w:lang w:val="en-US"/>
+              </w:rPr>
+              <w:t>channel</w:t>
+            </w:r>
+          </w:p>
+        </w:tc>
+        <w:tc>
+          <w:tcPr>
+            <w:tcW w:w="1869" w:type="dxa"/>
+          </w:tcPr>
+          <w:p>
+            <w:pPr>
+              <w:jc w:val="center"/>
+              <w:rPr>
+                <w:rStyle w:val="fontstyle21"/>
+                <w:rFonts w:ascii="Times New Roman" w:hAnsi="Times New Roman" w:cs="Times New Roman"/>
+                <w:sz w:val="24"/>
+                <w:szCs w:val="24"/>
+              </w:rPr>
+            </w:pPr>
+            <w:r>
+              <w:rPr>
+                <w:rStyle w:val="fontstyle21"/>
+                <w:rFonts w:ascii="Times New Roman" w:hAnsi="Times New Roman" w:cs="Times New Roman"/>
+                <w:sz w:val="24"/>
+                <w:szCs w:val="24"/>
+              </w:rPr>
+              <w:t>Метаданные каналов</w:t>
+            </w:r>
+          </w:p>
+        </w:tc>
+        <w:tc>
+          <w:tcPr>
+            <w:tcW w:w="1869" w:type="dxa"/>
+          </w:tcPr>
+          <w:p>
+            <w:pPr>
+              <w:rPr>
+                <w:rStyle w:val="fontstyle21"/>
+                <w:rFonts w:ascii="Times New Roman" w:hAnsi="Times New Roman" w:cs="Times New Roman"/>
+                <w:sz w:val="24"/>
+                <w:szCs w:val="24"/>
+                <w:lang w:val="en-US"/>
+              </w:rPr>
+            </w:pPr>
+            <w:r>
+              <w:rPr>
+                <w:rStyle w:val="fontstyle21"/>
+                <w:rFonts w:ascii="Times New Roman" w:hAnsi="Times New Roman" w:cs="Times New Roman"/>
+                <w:sz w:val="24"/>
+                <w:szCs w:val="24"/>
+                <w:lang w:val="en-US"/>
+              </w:rPr>
+              <w:t>category</w:t>
+            </w:r>
+          </w:p>
+        </w:tc>
+        <w:tc>
+          <w:tcPr>
+            <w:tcW w:w="1869" w:type="dxa"/>
+          </w:tcPr>
+          <w:p>
+            <w:pPr>
+              <w:rPr>
+                <w:rStyle w:val="fontstyle21"/>
+                <w:rFonts w:ascii="Times New Roman" w:hAnsi="Times New Roman" w:cs="Times New Roman"/>
+                <w:sz w:val="24"/>
+                <w:szCs w:val="24"/>
+                <w:lang w:val="en-US"/>
+              </w:rPr>
+            </w:pPr>
+            <w:r>
+              <w:rPr>
+                <w:rStyle w:val="fontstyle21"/>
+                <w:rFonts w:ascii="Times New Roman" w:hAnsi="Times New Roman" w:cs="Times New Roman"/>
+                <w:sz w:val="24"/>
+                <w:szCs w:val="24"/>
+                <w:lang w:val="en-US"/>
+              </w:rPr>
+              <w:t>C</w:t>
+            </w:r>
+            <w:r>
+              <w:rPr>
+                <w:rStyle w:val="fontstyle21"/>
+                <w:rFonts w:ascii="Times New Roman" w:hAnsi="Times New Roman" w:cs="Times New Roman"/>
+                <w:sz w:val="24"/>
+                <w:szCs w:val="24"/>
+                <w:lang w:val="en-US"/>
+              </w:rPr>
+              <w:t>ategory</w:t>
+            </w:r>
+          </w:p>
+        </w:tc>
+        <w:tc>
+          <w:tcPr>
+            <w:tcW w:w="1869" w:type="dxa"/>
+          </w:tcPr>
+          <w:p>
+            <w:pPr>
+              <w:jc w:val="center"/>
+              <w:rPr>
+                <w:rStyle w:val="fontstyle21"/>
+                <w:rFonts w:ascii="Times New Roman" w:hAnsi="Times New Roman" w:cs="Times New Roman"/>
+                <w:sz w:val="24"/>
+                <w:szCs w:val="24"/>
+                <w:lang w:val="en-US"/>
+              </w:rPr>
+            </w:pPr>
+            <w:r>
+              <w:rPr>
+                <w:rStyle w:val="fontstyle21"/>
+                <w:rFonts w:ascii="Times New Roman" w:hAnsi="Times New Roman" w:cs="Times New Roman"/>
+                <w:sz w:val="24"/>
+                <w:szCs w:val="24"/>
+                <w:lang w:val="en-US"/>
+              </w:rPr>
+              <w:t>178</w:t>
+            </w:r>
+          </w:p>
+        </w:tc>
+      </w:tr>
+      <w:tr>
+        <w:tc>
+          <w:tcPr>
+            <w:tcW w:w="1869" w:type="dxa"/>
+          </w:tcPr>
+          <w:p>
+            <w:pPr>
+              <w:jc w:val="center"/>
+              <w:rPr>
+                <w:rStyle w:val="fontstyle21"/>
+                <w:rFonts w:ascii="Times New Roman" w:hAnsi="Times New Roman" w:cs="Times New Roman"/>
+                <w:sz w:val="24"/>
+                <w:szCs w:val="24"/>
+                <w:lang w:val="en-US"/>
+              </w:rPr>
+            </w:pPr>
+            <w:r>
+              <w:rPr>
+                <w:rStyle w:val="fontstyle21"/>
+                <w:rFonts w:ascii="Times New Roman" w:hAnsi="Times New Roman" w:cs="Times New Roman"/>
+                <w:sz w:val="24"/>
+                <w:szCs w:val="24"/>
+                <w:lang w:val="en-US"/>
+              </w:rPr>
+              <w:t>channel_to_city</w:t>
+            </w:r>
+          </w:p>
+        </w:tc>
+        <w:tc>
+          <w:tcPr>
+            <w:tcW w:w="1869" w:type="dxa"/>
+          </w:tcPr>
+          <w:p>
+            <w:pPr>
+              <w:jc w:val="center"/>
+              <w:rPr>
+                <w:rStyle w:val="fontstyle21"/>
+                <w:rFonts w:ascii="Times New Roman" w:hAnsi="Times New Roman" w:cs="Times New Roman"/>
+                <w:sz w:val="24"/>
+                <w:szCs w:val="24"/>
+              </w:rPr>
+            </w:pPr>
+            <w:r>
+              <w:rPr>
+                <w:rStyle w:val="fontstyle21"/>
+                <w:rFonts w:ascii="Times New Roman" w:hAnsi="Times New Roman" w:cs="Times New Roman"/>
+                <w:sz w:val="24"/>
+                <w:szCs w:val="24"/>
+              </w:rPr>
+              <w:t>Каналы городов</w:t>
+            </w:r>
+          </w:p>
+        </w:tc>
+        <w:tc>
+          <w:tcPr>
+            <w:tcW w:w="1869" w:type="dxa"/>
+          </w:tcPr>
+          <w:p>
+            <w:pPr>
+              <w:rPr>
+                <w:rStyle w:val="fontstyle21"/>
+                <w:rFonts w:ascii="Times New Roman" w:hAnsi="Times New Roman" w:cs="Times New Roman"/>
+                <w:sz w:val="24"/>
+                <w:szCs w:val="24"/>
+                <w:lang w:val="en-US"/>
+              </w:rPr>
+            </w:pPr>
+            <w:r>
+              <w:rPr>
+                <w:rStyle w:val="fontstyle21"/>
+                <w:rFonts w:ascii="Times New Roman" w:hAnsi="Times New Roman" w:cs="Times New Roman"/>
+                <w:sz w:val="24"/>
+                <w:szCs w:val="24"/>
+                <w:lang w:val="en-US"/>
+              </w:rPr>
+              <w:t>city, channel</w:t>
+            </w:r>
+          </w:p>
+        </w:tc>
+        <w:tc>
+          <w:tcPr>
+            <w:tcW w:w="1869" w:type="dxa"/>
+          </w:tcPr>
+          <w:p>
+            <w:pPr>
+              <w:rPr>
+                <w:rStyle w:val="fontstyle21"/>
+                <w:rFonts w:ascii="Times New Roman" w:hAnsi="Times New Roman" w:cs="Times New Roman"/>
+                <w:sz w:val="24"/>
+                <w:szCs w:val="24"/>
+                <w:lang w:val="en-US"/>
+              </w:rPr>
+            </w:pPr>
+            <w:r>
+              <w:rPr>
+                <w:rStyle w:val="fontstyle21"/>
+                <w:rFonts w:ascii="Times New Roman" w:hAnsi="Times New Roman" w:cs="Times New Roman"/>
+                <w:sz w:val="24"/>
+                <w:szCs w:val="24"/>
+                <w:lang w:val="en-US"/>
+              </w:rPr>
+              <w:t>cityId</w:t>
+            </w:r>
+            <w:r>
+              <w:rPr>
+                <w:rStyle w:val="fontstyle21"/>
+                <w:rFonts w:ascii="Times New Roman" w:hAnsi="Times New Roman" w:cs="Times New Roman"/>
+                <w:sz w:val="24"/>
+                <w:szCs w:val="24"/>
+                <w:lang w:val="en-US"/>
+              </w:rPr>
+              <w:t xml:space="preserve">, </w:t>
+            </w:r>
+            <w:r>
+              <w:rPr>
+                <w:rStyle w:val="fontstyle21"/>
+                <w:rFonts w:ascii="Times New Roman" w:hAnsi="Times New Roman" w:cs="Times New Roman"/>
+                <w:sz w:val="24"/>
+                <w:szCs w:val="24"/>
+                <w:lang w:val="en-US"/>
+              </w:rPr>
+              <w:t>channelId</w:t>
+            </w:r>
+          </w:p>
+        </w:tc>
+        <w:tc>
+          <w:tcPr>
+            <w:tcW w:w="1869" w:type="dxa"/>
+          </w:tcPr>
+          <w:p>
+            <w:pPr>
+              <w:jc w:val="center"/>
+              <w:rPr>
+                <w:rStyle w:val="fontstyle21"/>
+                <w:rFonts w:ascii="Times New Roman" w:hAnsi="Times New Roman" w:cs="Times New Roman"/>
+                <w:sz w:val="24"/>
+                <w:szCs w:val="24"/>
+                <w:lang w:val="en-US"/>
+              </w:rPr>
+            </w:pPr>
+            <w:r>
+              <w:rPr>
+                <w:rStyle w:val="fontstyle21"/>
+                <w:rFonts w:ascii="Times New Roman" w:hAnsi="Times New Roman" w:cs="Times New Roman"/>
+                <w:sz w:val="24"/>
+                <w:szCs w:val="24"/>
+                <w:lang w:val="en-US"/>
+              </w:rPr>
+              <w:t>29730</w:t>
+            </w:r>
+          </w:p>
+        </w:tc>
+      </w:tr>
+      <w:tr>
+        <w:tc>
+          <w:tcPr>
+            <w:tcW w:w="1869" w:type="dxa"/>
+          </w:tcPr>
+          <w:p>
+            <w:pPr>
+              <w:jc w:val="center"/>
+              <w:rPr>
+                <w:rStyle w:val="fontstyle21"/>
+                <w:rFonts w:ascii="Times New Roman" w:hAnsi="Times New Roman" w:cs="Times New Roman"/>
+                <w:sz w:val="24"/>
+                <w:szCs w:val="24"/>
+                <w:lang w:val="en-US"/>
+              </w:rPr>
+            </w:pPr>
+            <w:r>
+              <w:rPr>
+                <w:rStyle w:val="fontstyle21"/>
+                <w:rFonts w:ascii="Times New Roman" w:hAnsi="Times New Roman" w:cs="Times New Roman"/>
+                <w:sz w:val="24"/>
+                <w:szCs w:val="24"/>
+                <w:lang w:val="en-US"/>
+              </w:rPr>
+              <w:t>city</w:t>
+            </w:r>
+          </w:p>
+        </w:tc>
+        <w:tc>
+          <w:tcPr>
+            <w:tcW w:w="1869" w:type="dxa"/>
+          </w:tcPr>
+          <w:p>
+            <w:pPr>
+              <w:jc w:val="center"/>
+              <w:rPr>
+                <w:rStyle w:val="fontstyle21"/>
+                <w:rFonts w:ascii="Times New Roman" w:hAnsi="Times New Roman" w:cs="Times New Roman"/>
+                <w:sz w:val="24"/>
+                <w:szCs w:val="24"/>
+              </w:rPr>
+            </w:pPr>
+            <w:r>
+              <w:rPr>
+                <w:rStyle w:val="fontstyle21"/>
+                <w:rFonts w:ascii="Times New Roman" w:hAnsi="Times New Roman" w:cs="Times New Roman"/>
+                <w:sz w:val="24"/>
+                <w:szCs w:val="24"/>
+              </w:rPr>
+              <w:t>Города</w:t>
+            </w:r>
+          </w:p>
+        </w:tc>
+        <w:tc>
+          <w:tcPr>
+            <w:tcW w:w="1869" w:type="dxa"/>
+          </w:tcPr>
+          <w:p>
+            <w:pPr>
+              <w:jc w:val="center"/>
+              <w:rPr>
+                <w:rStyle w:val="fontstyle21"/>
+                <w:rFonts w:ascii="Times New Roman" w:hAnsi="Times New Roman" w:cs="Times New Roman"/>
+                <w:sz w:val="24"/>
+                <w:szCs w:val="24"/>
+              </w:rPr>
+            </w:pPr>
+          </w:p>
+        </w:tc>
+        <w:tc>
+          <w:tcPr>
+            <w:tcW w:w="1869" w:type="dxa"/>
+          </w:tcPr>
+          <w:p>
+            <w:pPr>
+              <w:jc w:val="center"/>
+              <w:rPr>
+                <w:rStyle w:val="fontstyle21"/>
+                <w:rFonts w:ascii="Times New Roman" w:hAnsi="Times New Roman" w:cs="Times New Roman"/>
+                <w:sz w:val="24"/>
+                <w:szCs w:val="24"/>
+              </w:rPr>
+            </w:pPr>
+          </w:p>
+        </w:tc>
+        <w:tc>
+          <w:tcPr>
+            <w:tcW w:w="1869" w:type="dxa"/>
+          </w:tcPr>
+          <w:p>
+            <w:pPr>
+              <w:jc w:val="center"/>
+              <w:rPr>
+                <w:rStyle w:val="fontstyle21"/>
+                <w:rFonts w:ascii="Times New Roman" w:hAnsi="Times New Roman" w:cs="Times New Roman"/>
+                <w:sz w:val="24"/>
+                <w:szCs w:val="24"/>
+                <w:lang w:val="en-US"/>
+              </w:rPr>
+            </w:pPr>
+            <w:r>
+              <w:rPr>
+                <w:rStyle w:val="fontstyle21"/>
+                <w:rFonts w:ascii="Times New Roman" w:hAnsi="Times New Roman" w:cs="Times New Roman"/>
+                <w:sz w:val="24"/>
+                <w:szCs w:val="24"/>
+                <w:lang w:val="en-US"/>
+              </w:rPr>
+              <w:t>199</w:t>
+            </w:r>
+          </w:p>
+        </w:tc>
+      </w:tr>
+      <w:tr>
+        <w:tc>
+          <w:tcPr>
+            <w:tcW w:w="1869" w:type="dxa"/>
+          </w:tcPr>
+          <w:p>
+            <w:pPr>
+              <w:jc w:val="center"/>
+              <w:rPr>
+                <w:rStyle w:val="fontstyle21"/>
+                <w:rFonts w:ascii="Times New Roman" w:hAnsi="Times New Roman" w:cs="Times New Roman"/>
+                <w:sz w:val="24"/>
+                <w:szCs w:val="24"/>
+                <w:lang w:val="en-US"/>
+              </w:rPr>
+            </w:pPr>
+            <w:r>
+              <w:rPr>
+                <w:rStyle w:val="fontstyle21"/>
+                <w:rFonts w:ascii="Times New Roman" w:hAnsi="Times New Roman" w:cs="Times New Roman"/>
+                <w:sz w:val="24"/>
+                <w:szCs w:val="24"/>
+                <w:lang w:val="en-US"/>
+              </w:rPr>
+              <w:t>event</w:t>
+            </w:r>
+          </w:p>
+        </w:tc>
+        <w:tc>
+          <w:tcPr>
+            <w:tcW w:w="1869" w:type="dxa"/>
+          </w:tcPr>
+          <w:p>
+            <w:pPr>
+              <w:jc w:val="center"/>
+              <w:rPr>
+                <w:rStyle w:val="fontstyle21"/>
+                <w:rFonts w:ascii="Times New Roman" w:hAnsi="Times New Roman" w:cs="Times New Roman"/>
+                <w:sz w:val="24"/>
+                <w:szCs w:val="24"/>
+              </w:rPr>
+            </w:pPr>
+            <w:r>
+              <w:rPr>
+                <w:rStyle w:val="fontstyle21"/>
+                <w:rFonts w:ascii="Times New Roman" w:hAnsi="Times New Roman" w:cs="Times New Roman"/>
+                <w:sz w:val="24"/>
+                <w:szCs w:val="24"/>
+              </w:rPr>
+              <w:t>Программы</w:t>
+            </w:r>
+          </w:p>
+        </w:tc>
+        <w:tc>
+          <w:tcPr>
+            <w:tcW w:w="1869" w:type="dxa"/>
+          </w:tcPr>
+          <w:p>
+            <w:pPr>
+              <w:rPr>
+                <w:rStyle w:val="fontstyle21"/>
+                <w:rFonts w:ascii="Times New Roman" w:hAnsi="Times New Roman" w:cs="Times New Roman"/>
+                <w:sz w:val="24"/>
+                <w:szCs w:val="24"/>
+                <w:lang w:val="en-US"/>
+              </w:rPr>
+            </w:pPr>
+            <w:r>
+              <w:rPr>
+                <w:rStyle w:val="fontstyle21"/>
+                <w:rFonts w:ascii="Times New Roman" w:hAnsi="Times New Roman" w:cs="Times New Roman"/>
+                <w:sz w:val="24"/>
+                <w:szCs w:val="24"/>
+                <w:lang w:val="en-US"/>
+              </w:rPr>
+              <w:t>c</w:t>
+            </w:r>
+            <w:r>
+              <w:rPr>
+                <w:rStyle w:val="fontstyle21"/>
+                <w:rFonts w:ascii="Times New Roman" w:hAnsi="Times New Roman" w:cs="Times New Roman"/>
+                <w:sz w:val="24"/>
+                <w:szCs w:val="24"/>
+                <w:lang w:val="en-US"/>
+              </w:rPr>
+              <w:t>hannel</w:t>
+            </w:r>
+            <w:r>
+              <w:rPr>
+                <w:rStyle w:val="fontstyle21"/>
+                <w:rFonts w:ascii="Times New Roman" w:hAnsi="Times New Roman" w:cs="Times New Roman"/>
+                <w:sz w:val="24"/>
+                <w:szCs w:val="24"/>
+                <w:lang w:val="en-US"/>
+              </w:rPr>
+              <w:t xml:space="preserve">, </w:t>
+            </w:r>
+            <w:r>
+              <w:rPr>
+                <w:rStyle w:val="fontstyle21"/>
+                <w:rFonts w:ascii="Times New Roman" w:hAnsi="Times New Roman" w:cs="Times New Roman"/>
+                <w:sz w:val="24"/>
+                <w:szCs w:val="24"/>
+                <w:lang w:val="en-US"/>
+              </w:rPr>
+              <w:t>event_type</w:t>
+            </w:r>
+          </w:p>
+          <w:p>
+            <w:pPr>
+              <w:jc w:val="center"/>
+              <w:rPr>
+                <w:rStyle w:val="fontstyle21"/>
+                <w:rFonts w:ascii="Times New Roman" w:hAnsi="Times New Roman" w:cs="Times New Roman"/>
+                <w:sz w:val="24"/>
+                <w:szCs w:val="24"/>
+                <w:lang w:val="en-US"/>
+              </w:rPr>
+            </w:pPr>
+          </w:p>
+        </w:tc>
+        <w:tc>
+          <w:tcPr>
+            <w:tcW w:w="1869" w:type="dxa"/>
+          </w:tcPr>
+          <w:p>
+            <w:pPr>
+              <w:jc w:val="center"/>
+              <w:rPr>
+                <w:rStyle w:val="fontstyle21"/>
+                <w:rFonts w:ascii="Times New Roman" w:hAnsi="Times New Roman" w:cs="Times New Roman"/>
+                <w:sz w:val="24"/>
+                <w:szCs w:val="24"/>
+                <w:lang w:val="en-US"/>
+              </w:rPr>
+            </w:pPr>
+            <w:r>
+              <w:rPr>
+                <w:rStyle w:val="fontstyle21"/>
+                <w:rFonts w:ascii="Times New Roman" w:hAnsi="Times New Roman" w:cs="Times New Roman"/>
+                <w:sz w:val="24"/>
+                <w:szCs w:val="24"/>
+                <w:lang w:val="en-US"/>
+              </w:rPr>
+              <w:t>channelId</w:t>
+            </w:r>
+            <w:r>
+              <w:rPr>
+                <w:rStyle w:val="fontstyle21"/>
+                <w:rFonts w:ascii="Times New Roman" w:hAnsi="Times New Roman" w:cs="Times New Roman"/>
+                <w:sz w:val="24"/>
+                <w:szCs w:val="24"/>
+                <w:lang w:val="en-US"/>
+              </w:rPr>
+              <w:t xml:space="preserve">, </w:t>
+            </w:r>
+            <w:r>
+              <w:rPr>
+                <w:rStyle w:val="fontstyle21"/>
+                <w:rFonts w:ascii="Times New Roman" w:hAnsi="Times New Roman" w:cs="Times New Roman"/>
+                <w:sz w:val="24"/>
+                <w:szCs w:val="24"/>
+                <w:lang w:val="en-US"/>
+              </w:rPr>
+              <w:t>type</w:t>
+            </w:r>
+          </w:p>
+        </w:tc>
+        <w:tc>
+          <w:tcPr>
+            <w:tcW w:w="1869" w:type="dxa"/>
+          </w:tcPr>
+          <w:p>
+            <w:pPr>
+              <w:jc w:val="center"/>
+              <w:rPr>
+                <w:rStyle w:val="fontstyle21"/>
+                <w:rFonts w:ascii="Times New Roman" w:hAnsi="Times New Roman" w:cs="Times New Roman"/>
+                <w:sz w:val="24"/>
+                <w:szCs w:val="24"/>
+                <w:lang w:val="en-US"/>
+              </w:rPr>
+            </w:pPr>
+            <w:r>
+              <w:rPr>
+                <w:rStyle w:val="fontstyle21"/>
+                <w:rFonts w:ascii="Times New Roman" w:hAnsi="Times New Roman" w:cs="Times New Roman"/>
+                <w:sz w:val="24"/>
+                <w:szCs w:val="24"/>
+                <w:lang w:val="en-US"/>
+              </w:rPr>
+              <w:t>689827</w:t>
+            </w:r>
+          </w:p>
+        </w:tc>
+      </w:tr>
+      <w:tr>
+        <w:tc>
+          <w:tcPr>
+            <w:tcW w:w="1869" w:type="dxa"/>
+          </w:tcPr>
+          <w:p>
+            <w:pPr>
+              <w:jc w:val="center"/>
+              <w:rPr>
+                <w:rStyle w:val="fontstyle21"/>
+                <w:rFonts w:ascii="Times New Roman" w:hAnsi="Times New Roman" w:cs="Times New Roman"/>
+                <w:sz w:val="24"/>
+                <w:szCs w:val="24"/>
+                <w:lang w:val="en-US"/>
+              </w:rPr>
+            </w:pPr>
+            <w:r>
+              <w:rPr>
+                <w:rStyle w:val="fontstyle21"/>
+                <w:rFonts w:ascii="Times New Roman" w:hAnsi="Times New Roman" w:cs="Times New Roman"/>
+                <w:sz w:val="24"/>
+                <w:szCs w:val="24"/>
+                <w:lang w:val="en-US"/>
+              </w:rPr>
+              <w:t>event_type</w:t>
+            </w:r>
+          </w:p>
+        </w:tc>
+        <w:tc>
+          <w:tcPr>
+            <w:tcW w:w="1869" w:type="dxa"/>
+          </w:tcPr>
+          <w:p>
+            <w:pPr>
+              <w:jc w:val="center"/>
+              <w:rPr>
+                <w:rStyle w:val="fontstyle21"/>
+                <w:rFonts w:ascii="Times New Roman" w:hAnsi="Times New Roman" w:cs="Times New Roman"/>
+                <w:sz w:val="24"/>
+                <w:szCs w:val="24"/>
+              </w:rPr>
+            </w:pPr>
+            <w:r>
+              <w:rPr>
+                <w:rStyle w:val="fontstyle21"/>
+                <w:rFonts w:ascii="Times New Roman" w:hAnsi="Times New Roman" w:cs="Times New Roman"/>
+                <w:sz w:val="24"/>
+                <w:szCs w:val="24"/>
+              </w:rPr>
+              <w:t xml:space="preserve">Тип </w:t>
+            </w:r>
+            <w:r>
+              <w:rPr>
+                <w:rStyle w:val="fontstyle21"/>
+                <w:rFonts w:ascii="Times New Roman" w:hAnsi="Times New Roman" w:cs="Times New Roman"/>
+                <w:sz w:val="24"/>
+                <w:szCs w:val="24"/>
+              </w:rPr>
+              <w:t>программы</w:t>
+            </w:r>
+          </w:p>
+        </w:tc>
+        <w:tc>
+          <w:tcPr>
+            <w:tcW w:w="1869" w:type="dxa"/>
+          </w:tcPr>
+          <w:p>
+            <w:pPr>
+              <w:jc w:val="center"/>
+              <w:rPr>
+                <w:rStyle w:val="fontstyle21"/>
+                <w:rFonts w:ascii="Times New Roman" w:hAnsi="Times New Roman" w:cs="Times New Roman"/>
+                <w:sz w:val="24"/>
+                <w:szCs w:val="24"/>
+                <w:lang w:val="en-US"/>
+              </w:rPr>
+            </w:pPr>
+          </w:p>
+        </w:tc>
+        <w:tc>
+          <w:tcPr>
+            <w:tcW w:w="1869" w:type="dxa"/>
+          </w:tcPr>
+          <w:p>
+            <w:pPr>
+              <w:jc w:val="center"/>
+              <w:rPr>
+                <w:rStyle w:val="fontstyle21"/>
+                <w:rFonts w:ascii="Times New Roman" w:hAnsi="Times New Roman" w:cs="Times New Roman"/>
+                <w:sz w:val="24"/>
+                <w:szCs w:val="24"/>
+                <w:lang w:val="en-US"/>
+              </w:rPr>
+            </w:pPr>
+          </w:p>
+        </w:tc>
+        <w:tc>
+          <w:tcPr>
+            <w:tcW w:w="1869" w:type="dxa"/>
+          </w:tcPr>
+          <w:p>
+            <w:pPr>
+              <w:jc w:val="center"/>
+              <w:rPr>
+                <w:rStyle w:val="fontstyle21"/>
+                <w:rFonts w:ascii="Times New Roman" w:hAnsi="Times New Roman" w:cs="Times New Roman"/>
+                <w:sz w:val="24"/>
+                <w:szCs w:val="24"/>
+                <w:lang w:val="en-US"/>
+              </w:rPr>
+            </w:pPr>
+            <w:r>
+              <w:rPr>
+                <w:rStyle w:val="fontstyle21"/>
+                <w:rFonts w:ascii="Times New Roman" w:hAnsi="Times New Roman" w:cs="Times New Roman"/>
+                <w:sz w:val="24"/>
+                <w:szCs w:val="24"/>
+                <w:lang w:val="en-US"/>
+              </w:rPr>
+              <w:t>10</w:t>
+            </w:r>
+          </w:p>
+        </w:tc>
+      </w:tr>
+      <w:tr>
+        <w:tc>
+          <w:tcPr>
+            <w:tcW w:w="1869" w:type="dxa"/>
+          </w:tcPr>
+          <w:p>
+            <w:pPr>
+              <w:jc w:val="center"/>
+              <w:rPr>
+                <w:rStyle w:val="fontstyle21"/>
+                <w:rFonts w:ascii="Times New Roman" w:hAnsi="Times New Roman" w:cs="Times New Roman"/>
+                <w:sz w:val="24"/>
+                <w:szCs w:val="24"/>
+                <w:lang w:val="en-US"/>
+              </w:rPr>
+            </w:pPr>
+            <w:r>
+              <w:rPr>
+                <w:rStyle w:val="fontstyle21"/>
+                <w:rFonts w:ascii="Times New Roman" w:hAnsi="Times New Roman" w:cs="Times New Roman"/>
+                <w:sz w:val="24"/>
+                <w:szCs w:val="24"/>
+                <w:lang w:val="en-US"/>
+              </w:rPr>
+              <w:t>feature</w:t>
+            </w:r>
+          </w:p>
+        </w:tc>
+        <w:tc>
+          <w:tcPr>
+            <w:tcW w:w="1869" w:type="dxa"/>
+          </w:tcPr>
+          <w:p>
+            <w:pPr>
+              <w:jc w:val="center"/>
+              <w:rPr>
+                <w:rStyle w:val="fontstyle21"/>
+                <w:rFonts w:ascii="Times New Roman" w:hAnsi="Times New Roman" w:cs="Times New Roman"/>
+                <w:sz w:val="24"/>
+                <w:szCs w:val="24"/>
+              </w:rPr>
+            </w:pPr>
+            <w:r>
+              <w:rPr>
+                <w:rStyle w:val="fontstyle21"/>
+                <w:rFonts w:ascii="Times New Roman" w:hAnsi="Times New Roman" w:cs="Times New Roman"/>
+                <w:sz w:val="24"/>
+                <w:szCs w:val="24"/>
+              </w:rPr>
+              <w:t>Спорт</w:t>
+            </w:r>
+          </w:p>
+        </w:tc>
+        <w:tc>
+          <w:tcPr>
+            <w:tcW w:w="1869" w:type="dxa"/>
+          </w:tcPr>
+          <w:p>
+            <w:pPr>
+              <w:jc w:val="center"/>
+              <w:rPr>
+                <w:rStyle w:val="fontstyle21"/>
+                <w:rFonts w:ascii="Times New Roman" w:hAnsi="Times New Roman" w:cs="Times New Roman"/>
+                <w:sz w:val="24"/>
+                <w:szCs w:val="24"/>
+                <w:lang w:val="en-US"/>
+              </w:rPr>
+            </w:pPr>
+          </w:p>
+        </w:tc>
+        <w:tc>
+          <w:tcPr>
+            <w:tcW w:w="1869" w:type="dxa"/>
+          </w:tcPr>
+          <w:p>
+            <w:pPr>
+              <w:jc w:val="center"/>
+              <w:rPr>
+                <w:rStyle w:val="fontstyle21"/>
+                <w:rFonts w:ascii="Times New Roman" w:hAnsi="Times New Roman" w:cs="Times New Roman"/>
+                <w:sz w:val="24"/>
+                <w:szCs w:val="24"/>
+              </w:rPr>
+            </w:pPr>
+          </w:p>
+        </w:tc>
+        <w:tc>
+          <w:tcPr>
+            <w:tcW w:w="1869" w:type="dxa"/>
+          </w:tcPr>
+          <w:p>
+            <w:pPr>
+              <w:jc w:val="center"/>
+              <w:rPr>
+                <w:rStyle w:val="fontstyle21"/>
+                <w:rFonts w:ascii="Times New Roman" w:hAnsi="Times New Roman" w:cs="Times New Roman"/>
+                <w:sz w:val="24"/>
+                <w:szCs w:val="24"/>
+                <w:lang w:val="en-US"/>
+              </w:rPr>
+            </w:pPr>
+            <w:r>
+              <w:rPr>
+                <w:rStyle w:val="fontstyle21"/>
+                <w:rFonts w:ascii="Times New Roman" w:hAnsi="Times New Roman" w:cs="Times New Roman"/>
+                <w:color w:val="000000" w:themeColor="text1"/>
+                <w:sz w:val="24"/>
+                <w:szCs w:val="24"/>
+                <w:lang w:val="en-US"/>
+              </w:rPr>
+              <w:t>19</w:t>
+            </w:r>
+          </w:p>
+        </w:tc>
+      </w:tr>
+      <w:tr>
+        <w:tc>
+          <w:tcPr>
+            <w:tcW w:w="1869" w:type="dxa"/>
+          </w:tcPr>
+          <w:p>
+            <w:pPr>
+              <w:jc w:val="center"/>
+              <w:rPr>
+                <w:rStyle w:val="fontstyle21"/>
+                <w:rFonts w:ascii="Times New Roman" w:hAnsi="Times New Roman" w:cs="Times New Roman"/>
+                <w:sz w:val="24"/>
+                <w:szCs w:val="24"/>
+                <w:lang w:val="en-US"/>
+              </w:rPr>
+            </w:pPr>
+            <w:r>
+              <w:rPr>
+                <w:rStyle w:val="fontstyle21"/>
+                <w:rFonts w:ascii="Times New Roman" w:hAnsi="Times New Roman" w:cs="Times New Roman"/>
+                <w:sz w:val="24"/>
+                <w:szCs w:val="24"/>
+                <w:lang w:val="en-US"/>
+              </w:rPr>
+              <w:t>f</w:t>
+            </w:r>
+            <w:r>
+              <w:rPr>
+                <w:rStyle w:val="fontstyle21"/>
+                <w:rFonts w:ascii="Times New Roman" w:hAnsi="Times New Roman" w:cs="Times New Roman"/>
+                <w:sz w:val="24"/>
+                <w:szCs w:val="24"/>
+                <w:lang w:val="en-US"/>
+              </w:rPr>
+              <w:t>eedback</w:t>
+            </w:r>
+          </w:p>
+        </w:tc>
+        <w:tc>
+          <w:tcPr>
+            <w:tcW w:w="1869" w:type="dxa"/>
+          </w:tcPr>
+          <w:p>
+            <w:pPr>
+              <w:jc w:val="center"/>
+              <w:rPr>
+                <w:rStyle w:val="fontstyle21"/>
+                <w:rFonts w:ascii="Times New Roman" w:hAnsi="Times New Roman" w:cs="Times New Roman"/>
+                <w:sz w:val="24"/>
+                <w:szCs w:val="24"/>
+              </w:rPr>
+            </w:pPr>
+            <w:r>
+              <w:rPr>
+                <w:rStyle w:val="fontstyle21"/>
+                <w:rFonts w:ascii="Times New Roman" w:hAnsi="Times New Roman" w:cs="Times New Roman"/>
+                <w:sz w:val="24"/>
+                <w:szCs w:val="24"/>
+              </w:rPr>
+              <w:t>Обратная связь</w:t>
+            </w:r>
+          </w:p>
+        </w:tc>
+        <w:tc>
+          <w:tcPr>
+            <w:tcW w:w="1869" w:type="dxa"/>
+          </w:tcPr>
+          <w:p>
+            <w:pPr>
+              <w:jc w:val="center"/>
+              <w:rPr>
+                <w:rStyle w:val="fontstyle21"/>
+                <w:rFonts w:ascii="Times New Roman" w:hAnsi="Times New Roman" w:cs="Times New Roman"/>
+                <w:sz w:val="24"/>
+                <w:szCs w:val="24"/>
+                <w:lang w:val="en-US"/>
+              </w:rPr>
+            </w:pPr>
+            <w:r>
+              <w:rPr>
+                <w:rStyle w:val="fontstyle21"/>
+                <w:rFonts w:ascii="Times New Roman" w:hAnsi="Times New Roman" w:cs="Times New Roman"/>
+                <w:sz w:val="24"/>
+                <w:szCs w:val="24"/>
+                <w:lang w:val="en-US"/>
+              </w:rPr>
+              <w:t>City, event</w:t>
+            </w:r>
+          </w:p>
+        </w:tc>
+        <w:tc>
+          <w:tcPr>
+            <w:tcW w:w="1869" w:type="dxa"/>
+          </w:tcPr>
+          <w:p>
+            <w:pPr>
+              <w:rPr>
+                <w:rStyle w:val="fontstyle21"/>
+                <w:rFonts w:ascii="Times New Roman" w:hAnsi="Times New Roman" w:cs="Times New Roman"/>
+                <w:sz w:val="24"/>
+                <w:szCs w:val="24"/>
+                <w:lang w:val="en-US"/>
+              </w:rPr>
+            </w:pPr>
+            <w:r>
+              <w:rPr>
+                <w:rStyle w:val="fontstyle21"/>
+                <w:rFonts w:ascii="Times New Roman" w:hAnsi="Times New Roman" w:cs="Times New Roman"/>
+                <w:sz w:val="24"/>
+                <w:szCs w:val="24"/>
+                <w:lang w:val="en-US"/>
+              </w:rPr>
+              <w:t>cityId</w:t>
+            </w:r>
+            <w:r>
+              <w:rPr>
+                <w:rStyle w:val="fontstyle21"/>
+                <w:rFonts w:ascii="Times New Roman" w:hAnsi="Times New Roman" w:cs="Times New Roman"/>
+                <w:sz w:val="24"/>
+                <w:szCs w:val="24"/>
+                <w:lang w:val="en-US"/>
+              </w:rPr>
+              <w:t>, eventId</w:t>
+            </w:r>
+          </w:p>
+        </w:tc>
+        <w:tc>
+          <w:tcPr>
+            <w:tcW w:w="1869" w:type="dxa"/>
+          </w:tcPr>
+          <w:p>
+            <w:pPr>
+              <w:jc w:val="center"/>
+              <w:rPr>
+                <w:rStyle w:val="fontstyle21"/>
+                <w:rFonts w:ascii="Times New Roman" w:hAnsi="Times New Roman" w:cs="Times New Roman"/>
+                <w:sz w:val="24"/>
+                <w:szCs w:val="24"/>
+                <w:lang w:val="en-US"/>
+              </w:rPr>
+            </w:pPr>
+            <w:r>
+              <w:rPr>
+                <w:rStyle w:val="fontstyle21"/>
+                <w:rFonts w:ascii="Times New Roman" w:hAnsi="Times New Roman" w:cs="Times New Roman"/>
+                <w:sz w:val="24"/>
+                <w:szCs w:val="24"/>
+                <w:lang w:val="en-US"/>
+              </w:rPr>
+              <w:t>50</w:t>
+            </w:r>
+          </w:p>
+        </w:tc>
+      </w:tr>
+      <w:tr>
+        <w:tc>
+          <w:tcPr>
+            <w:tcW w:w="1869" w:type="dxa"/>
+          </w:tcPr>
+          <w:p>
+            <w:pPr>
+              <w:jc w:val="center"/>
+              <w:rPr>
+                <w:rStyle w:val="fontstyle21"/>
+                <w:rFonts w:ascii="Times New Roman" w:hAnsi="Times New Roman" w:cs="Times New Roman"/>
+                <w:sz w:val="24"/>
+                <w:szCs w:val="24"/>
+                <w:lang w:val="en-US"/>
+              </w:rPr>
+            </w:pPr>
+            <w:r>
+              <w:rPr>
+                <w:rStyle w:val="fontstyle21"/>
+                <w:rFonts w:ascii="Times New Roman" w:hAnsi="Times New Roman" w:cs="Times New Roman"/>
+                <w:sz w:val="24"/>
+                <w:szCs w:val="24"/>
+                <w:lang w:val="en-US"/>
+              </w:rPr>
+              <w:t>h</w:t>
+            </w:r>
+            <w:r>
+              <w:rPr>
+                <w:rStyle w:val="fontstyle21"/>
+                <w:rFonts w:ascii="Times New Roman" w:hAnsi="Times New Roman" w:cs="Times New Roman"/>
+                <w:sz w:val="24"/>
+                <w:szCs w:val="24"/>
+                <w:lang w:val="en-US"/>
+              </w:rPr>
+              <w:t>uman</w:t>
+            </w:r>
+          </w:p>
+        </w:tc>
+        <w:tc>
+          <w:tcPr>
+            <w:tcW w:w="1869" w:type="dxa"/>
+          </w:tcPr>
+          <w:p>
+            <w:pPr>
+              <w:jc w:val="center"/>
+              <w:rPr>
+                <w:rStyle w:val="fontstyle21"/>
+                <w:rFonts w:ascii="Times New Roman" w:hAnsi="Times New Roman" w:cs="Times New Roman"/>
+                <w:sz w:val="24"/>
+                <w:szCs w:val="24"/>
+              </w:rPr>
+            </w:pPr>
+            <w:r>
+              <w:rPr>
+                <w:rStyle w:val="fontstyle21"/>
+                <w:rFonts w:ascii="Times New Roman" w:hAnsi="Times New Roman" w:cs="Times New Roman"/>
+                <w:sz w:val="24"/>
+                <w:szCs w:val="24"/>
+              </w:rPr>
+              <w:t>Телеведущий</w:t>
+            </w:r>
+            <w:r>
+              <w:rPr>
+                <w:rStyle w:val="fontstyle21"/>
+                <w:rFonts w:ascii="Times New Roman" w:hAnsi="Times New Roman" w:cs="Times New Roman"/>
+                <w:sz w:val="24"/>
+                <w:szCs w:val="24"/>
+              </w:rPr>
+              <w:t xml:space="preserve"> (гость)</w:t>
+            </w:r>
+          </w:p>
+        </w:tc>
+        <w:tc>
+          <w:tcPr>
+            <w:tcW w:w="1869" w:type="dxa"/>
+          </w:tcPr>
+          <w:p>
+            <w:pPr>
+              <w:jc w:val="center"/>
+              <w:rPr>
+                <w:rStyle w:val="fontstyle21"/>
+                <w:rFonts w:ascii="Times New Roman" w:hAnsi="Times New Roman" w:cs="Times New Roman"/>
+                <w:sz w:val="24"/>
+                <w:szCs w:val="24"/>
+                <w:lang w:val="en-US"/>
+              </w:rPr>
+            </w:pPr>
+          </w:p>
+        </w:tc>
+        <w:tc>
+          <w:tcPr>
+            <w:tcW w:w="1869" w:type="dxa"/>
+          </w:tcPr>
+          <w:p>
+            <w:pPr>
+              <w:jc w:val="center"/>
+              <w:rPr>
+                <w:rStyle w:val="fontstyle21"/>
+                <w:rFonts w:ascii="Times New Roman" w:hAnsi="Times New Roman" w:cs="Times New Roman"/>
+                <w:sz w:val="24"/>
+                <w:szCs w:val="24"/>
+                <w:lang w:val="en-US"/>
+              </w:rPr>
+            </w:pPr>
+          </w:p>
+        </w:tc>
+        <w:tc>
+          <w:tcPr>
+            <w:tcW w:w="1869" w:type="dxa"/>
+          </w:tcPr>
+          <w:p>
+            <w:pPr>
+              <w:jc w:val="center"/>
+              <w:rPr>
+                <w:rStyle w:val="fontstyle21"/>
+                <w:rFonts w:ascii="Times New Roman" w:hAnsi="Times New Roman" w:cs="Times New Roman"/>
+                <w:sz w:val="24"/>
+                <w:szCs w:val="24"/>
+                <w:lang w:val="en-US"/>
+              </w:rPr>
+            </w:pPr>
+            <w:r>
+              <w:rPr>
+                <w:rStyle w:val="fontstyle21"/>
+                <w:rFonts w:ascii="Times New Roman" w:hAnsi="Times New Roman" w:cs="Times New Roman"/>
+                <w:sz w:val="24"/>
+                <w:szCs w:val="24"/>
+                <w:lang w:val="en-US"/>
+              </w:rPr>
+              <w:t>611827</w:t>
+            </w:r>
+          </w:p>
+        </w:tc>
+      </w:tr>
+      <w:tr>
+        <w:tc>
+          <w:tcPr>
+            <w:tcW w:w="1869" w:type="dxa"/>
+          </w:tcPr>
+          <w:p>
+            <w:pPr>
+              <w:jc w:val="center"/>
+              <w:rPr>
+                <w:rStyle w:val="fontstyle21"/>
+                <w:rFonts w:ascii="Times New Roman" w:hAnsi="Times New Roman" w:cs="Times New Roman"/>
+                <w:sz w:val="24"/>
+                <w:szCs w:val="24"/>
+                <w:lang w:val="en-US"/>
+              </w:rPr>
+            </w:pPr>
+            <w:r>
+              <w:rPr>
+                <w:rStyle w:val="fontstyle21"/>
+                <w:rFonts w:ascii="Times New Roman" w:hAnsi="Times New Roman" w:cs="Times New Roman"/>
+                <w:sz w:val="24"/>
+                <w:szCs w:val="24"/>
+                <w:lang w:val="en-US"/>
+              </w:rPr>
+              <w:t>h</w:t>
+            </w:r>
+            <w:r>
+              <w:rPr>
+                <w:rStyle w:val="fontstyle21"/>
+                <w:rFonts w:ascii="Times New Roman" w:hAnsi="Times New Roman" w:cs="Times New Roman"/>
+                <w:sz w:val="24"/>
+                <w:szCs w:val="24"/>
+                <w:lang w:val="en-US"/>
+              </w:rPr>
+              <w:t>uman_to_event</w:t>
+            </w:r>
+          </w:p>
+        </w:tc>
+        <w:tc>
+          <w:tcPr>
+            <w:tcW w:w="1869" w:type="dxa"/>
+          </w:tcPr>
+          <w:p>
+            <w:pPr>
+              <w:jc w:val="center"/>
+              <w:rPr>
+                <w:rStyle w:val="fontstyle21"/>
+                <w:rFonts w:ascii="Times New Roman" w:hAnsi="Times New Roman" w:cs="Times New Roman"/>
+                <w:sz w:val="24"/>
+                <w:szCs w:val="24"/>
+              </w:rPr>
+            </w:pPr>
+            <w:r>
+              <w:rPr>
+                <w:rStyle w:val="fontstyle21"/>
+                <w:rFonts w:ascii="Times New Roman" w:hAnsi="Times New Roman" w:cs="Times New Roman"/>
+                <w:sz w:val="24"/>
+                <w:szCs w:val="24"/>
+              </w:rPr>
+              <w:t xml:space="preserve">Телеведущий </w:t>
+            </w:r>
+            <w:r>
+              <w:rPr>
+                <w:rStyle w:val="fontstyle21"/>
+                <w:rFonts w:ascii="Times New Roman" w:hAnsi="Times New Roman" w:cs="Times New Roman"/>
+                <w:sz w:val="24"/>
+                <w:szCs w:val="24"/>
+              </w:rPr>
+              <w:t xml:space="preserve">(гость) </w:t>
+            </w:r>
+            <w:r>
+              <w:rPr>
+                <w:rStyle w:val="fontstyle21"/>
+                <w:rFonts w:ascii="Times New Roman" w:hAnsi="Times New Roman" w:cs="Times New Roman"/>
+                <w:sz w:val="24"/>
+                <w:szCs w:val="24"/>
+              </w:rPr>
+              <w:t xml:space="preserve">на </w:t>
+            </w:r>
+            <w:r>
+              <w:rPr>
+                <w:rStyle w:val="fontstyle21"/>
+                <w:rFonts w:ascii="Times New Roman" w:hAnsi="Times New Roman" w:cs="Times New Roman"/>
+                <w:sz w:val="24"/>
+                <w:szCs w:val="24"/>
+              </w:rPr>
+              <w:t>программе</w:t>
+            </w:r>
+            <w:bookmarkStart w:id="0" w:name="_GoBack"/>
+            <w:bookmarkEnd w:id="0"/>
+          </w:p>
+        </w:tc>
+        <w:tc>
+          <w:tcPr>
+            <w:tcW w:w="1869" w:type="dxa"/>
+          </w:tcPr>
+          <w:p>
+            <w:pPr>
+              <w:jc w:val="center"/>
+              <w:rPr>
+                <w:rStyle w:val="fontstyle21"/>
+                <w:rFonts w:ascii="Times New Roman" w:hAnsi="Times New Roman" w:cs="Times New Roman"/>
+                <w:sz w:val="24"/>
+                <w:szCs w:val="24"/>
+                <w:lang w:val="en-US"/>
+              </w:rPr>
+            </w:pPr>
+            <w:r>
+              <w:rPr>
+                <w:rStyle w:val="fontstyle21"/>
+                <w:rFonts w:ascii="Times New Roman" w:hAnsi="Times New Roman" w:cs="Times New Roman"/>
+                <w:sz w:val="24"/>
+                <w:szCs w:val="24"/>
+                <w:lang w:val="en-US"/>
+              </w:rPr>
+              <w:t>Event, human</w:t>
+            </w:r>
+          </w:p>
+        </w:tc>
+        <w:tc>
+          <w:tcPr>
+            <w:tcW w:w="1869" w:type="dxa"/>
+          </w:tcPr>
+          <w:p>
+            <w:pPr>
+              <w:jc w:val="center"/>
+              <w:rPr>
+                <w:rStyle w:val="fontstyle21"/>
+                <w:rFonts w:ascii="Times New Roman" w:hAnsi="Times New Roman" w:cs="Times New Roman"/>
+                <w:sz w:val="24"/>
+                <w:szCs w:val="24"/>
+                <w:lang w:val="en-US"/>
+              </w:rPr>
+            </w:pPr>
+            <w:r>
+              <w:rPr>
+                <w:rStyle w:val="fontstyle21"/>
+                <w:rFonts w:ascii="Times New Roman" w:hAnsi="Times New Roman" w:cs="Times New Roman"/>
+                <w:sz w:val="24"/>
+                <w:szCs w:val="24"/>
+                <w:lang w:val="en-US"/>
+              </w:rPr>
+              <w:t>eventId, humanId</w:t>
+            </w:r>
+          </w:p>
+        </w:tc>
+        <w:tc>
+          <w:tcPr>
+            <w:tcW w:w="1869" w:type="dxa"/>
+          </w:tcPr>
+          <w:p>
+            <w:pPr>
+              <w:jc w:val="center"/>
+              <w:rPr>
+                <w:rStyle w:val="fontstyle21"/>
+                <w:rFonts w:ascii="Times New Roman" w:hAnsi="Times New Roman" w:cs="Times New Roman"/>
+                <w:sz w:val="24"/>
+                <w:szCs w:val="24"/>
+                <w:lang w:val="en-US"/>
+              </w:rPr>
+            </w:pPr>
+            <w:r>
+              <w:rPr>
+                <w:rStyle w:val="fontstyle21"/>
+                <w:rFonts w:ascii="Times New Roman" w:hAnsi="Times New Roman" w:cs="Times New Roman"/>
+                <w:sz w:val="24"/>
+                <w:szCs w:val="24"/>
+                <w:lang w:val="en-US"/>
+              </w:rPr>
+              <w:t>9278677</w:t>
+            </w:r>
+          </w:p>
+        </w:tc>
+      </w:tr>
+      <w:tr>
+        <w:tc>
+          <w:tcPr>
+            <w:tcW w:w="1869" w:type="dxa"/>
+          </w:tcPr>
+          <w:p>
+            <w:pPr>
+              <w:jc w:val="center"/>
+              <w:rPr>
+                <w:rStyle w:val="fontstyle21"/>
+                <w:rFonts w:ascii="Times New Roman" w:hAnsi="Times New Roman" w:cs="Times New Roman"/>
+                <w:sz w:val="24"/>
+                <w:szCs w:val="24"/>
+                <w:lang w:val="en-US"/>
+              </w:rPr>
+            </w:pPr>
+            <w:r>
+              <w:rPr>
+                <w:rStyle w:val="fontstyle21"/>
+                <w:rFonts w:ascii="Times New Roman" w:hAnsi="Times New Roman" w:cs="Times New Roman"/>
+                <w:sz w:val="24"/>
+                <w:szCs w:val="24"/>
+                <w:lang w:val="en-US"/>
+              </w:rPr>
+              <w:t>o</w:t>
+            </w:r>
+            <w:r>
+              <w:rPr>
+                <w:rStyle w:val="fontstyle21"/>
+                <w:rFonts w:ascii="Times New Roman" w:hAnsi="Times New Roman" w:cs="Times New Roman"/>
+                <w:sz w:val="24"/>
+                <w:szCs w:val="24"/>
+                <w:lang w:val="en-US"/>
+              </w:rPr>
+              <w:t>ld_channel</w:t>
+            </w:r>
+          </w:p>
+        </w:tc>
+        <w:tc>
+          <w:tcPr>
+            <w:tcW w:w="1869" w:type="dxa"/>
+          </w:tcPr>
+          <w:p>
+            <w:pPr>
+              <w:jc w:val="center"/>
+              <w:rPr>
+                <w:rStyle w:val="fontstyle21"/>
+                <w:rFonts w:ascii="Times New Roman" w:hAnsi="Times New Roman" w:cs="Times New Roman"/>
+                <w:sz w:val="24"/>
+                <w:szCs w:val="24"/>
+              </w:rPr>
+            </w:pPr>
+            <w:r>
+              <w:rPr>
+                <w:rStyle w:val="fontstyle21"/>
+                <w:rFonts w:ascii="Times New Roman" w:hAnsi="Times New Roman" w:cs="Times New Roman"/>
+                <w:sz w:val="24"/>
+                <w:szCs w:val="24"/>
+              </w:rPr>
+              <w:t>Старый канал</w:t>
+            </w:r>
+          </w:p>
+        </w:tc>
+        <w:tc>
+          <w:tcPr>
+            <w:tcW w:w="1869" w:type="dxa"/>
+          </w:tcPr>
+          <w:p>
+            <w:pPr>
+              <w:jc w:val="center"/>
+              <w:rPr>
+                <w:rStyle w:val="fontstyle21"/>
+                <w:rFonts w:ascii="Times New Roman" w:hAnsi="Times New Roman" w:cs="Times New Roman"/>
+                <w:color w:val="FF0000"/>
+                <w:sz w:val="24"/>
+                <w:szCs w:val="24"/>
+                <w:lang w:val="en-US"/>
+              </w:rPr>
+            </w:pPr>
+          </w:p>
+        </w:tc>
+        <w:tc>
+          <w:tcPr>
+            <w:tcW w:w="1869" w:type="dxa"/>
+          </w:tcPr>
+          <w:p>
+            <w:pPr>
+              <w:jc w:val="center"/>
+              <w:rPr>
+                <w:rStyle w:val="fontstyle21"/>
+                <w:rFonts w:ascii="Times New Roman" w:hAnsi="Times New Roman" w:cs="Times New Roman"/>
+                <w:color w:val="FF0000"/>
+                <w:sz w:val="24"/>
+                <w:szCs w:val="24"/>
+                <w:lang w:val="en-US"/>
+              </w:rPr>
+            </w:pPr>
+          </w:p>
+        </w:tc>
+        <w:tc>
+          <w:tcPr>
+            <w:tcW w:w="1869" w:type="dxa"/>
+          </w:tcPr>
+          <w:p>
+            <w:pPr>
+              <w:jc w:val="center"/>
+              <w:rPr>
+                <w:rStyle w:val="fontstyle21"/>
+                <w:rFonts w:ascii="Times New Roman" w:hAnsi="Times New Roman" w:cs="Times New Roman"/>
+                <w:sz w:val="24"/>
+                <w:szCs w:val="24"/>
+                <w:lang w:val="en-US"/>
+              </w:rPr>
+            </w:pPr>
+            <w:r>
+              <w:rPr>
+                <w:rStyle w:val="fontstyle21"/>
+                <w:rFonts w:ascii="Times New Roman" w:hAnsi="Times New Roman" w:cs="Times New Roman"/>
+                <w:sz w:val="24"/>
+                <w:szCs w:val="24"/>
+                <w:lang w:val="en-US"/>
+              </w:rPr>
+              <w:t>169</w:t>
+            </w:r>
+          </w:p>
+        </w:tc>
+      </w:tr>
+      <w:tr>
+        <w:tc>
+          <w:tcPr>
+            <w:tcW w:w="1869" w:type="dxa"/>
+          </w:tcPr>
+          <w:p>
+            <w:pPr>
+              <w:jc w:val="center"/>
+              <w:rPr>
+                <w:rStyle w:val="fontstyle21"/>
+                <w:rFonts w:ascii="Times New Roman" w:hAnsi="Times New Roman" w:cs="Times New Roman"/>
+                <w:sz w:val="24"/>
+                <w:szCs w:val="24"/>
+                <w:lang w:val="en-US"/>
+              </w:rPr>
+            </w:pPr>
+            <w:r>
+              <w:rPr>
+                <w:rStyle w:val="fontstyle21"/>
+                <w:rFonts w:ascii="Times New Roman" w:hAnsi="Times New Roman" w:cs="Times New Roman"/>
+                <w:sz w:val="24"/>
+                <w:szCs w:val="24"/>
+                <w:lang w:val="en-US"/>
+              </w:rPr>
+              <w:t>old_event</w:t>
+            </w:r>
+          </w:p>
+        </w:tc>
+        <w:tc>
+          <w:tcPr>
+            <w:tcW w:w="1869" w:type="dxa"/>
+          </w:tcPr>
+          <w:p>
+            <w:pPr>
+              <w:jc w:val="center"/>
+              <w:rPr>
+                <w:rStyle w:val="fontstyle21"/>
+                <w:rFonts w:ascii="Times New Roman" w:hAnsi="Times New Roman" w:cs="Times New Roman"/>
+                <w:sz w:val="24"/>
+                <w:szCs w:val="24"/>
+              </w:rPr>
+            </w:pPr>
+            <w:r>
+              <w:rPr>
+                <w:rStyle w:val="fontstyle21"/>
+                <w:rFonts w:ascii="Times New Roman" w:hAnsi="Times New Roman" w:cs="Times New Roman"/>
+                <w:sz w:val="24"/>
+                <w:szCs w:val="24"/>
+              </w:rPr>
+              <w:t>Старые программы</w:t>
+            </w:r>
+          </w:p>
+        </w:tc>
+        <w:tc>
+          <w:tcPr>
+            <w:tcW w:w="1869" w:type="dxa"/>
+          </w:tcPr>
+          <w:p>
+            <w:pPr>
+              <w:jc w:val="center"/>
+              <w:rPr>
+                <w:rStyle w:val="fontstyle21"/>
+                <w:rFonts w:ascii="Times New Roman" w:hAnsi="Times New Roman" w:cs="Times New Roman"/>
+                <w:sz w:val="24"/>
+                <w:szCs w:val="24"/>
+                <w:lang w:val="en-US"/>
+              </w:rPr>
+            </w:pPr>
+            <w:r>
+              <w:rPr>
+                <w:rStyle w:val="fontstyle21"/>
+                <w:rFonts w:ascii="Times New Roman" w:hAnsi="Times New Roman" w:cs="Times New Roman"/>
+                <w:sz w:val="24"/>
+                <w:szCs w:val="24"/>
+                <w:lang w:val="en-US"/>
+              </w:rPr>
+              <w:t>c</w:t>
+            </w:r>
+            <w:r>
+              <w:rPr>
+                <w:rStyle w:val="fontstyle21"/>
+                <w:rFonts w:ascii="Times New Roman" w:hAnsi="Times New Roman" w:cs="Times New Roman"/>
+                <w:sz w:val="24"/>
+                <w:szCs w:val="24"/>
+                <w:lang w:val="en-US"/>
+              </w:rPr>
+              <w:t>hannel</w:t>
+            </w:r>
+          </w:p>
+        </w:tc>
+        <w:tc>
+          <w:tcPr>
+            <w:tcW w:w="1869" w:type="dxa"/>
+          </w:tcPr>
+          <w:p>
+            <w:pPr>
+              <w:jc w:val="center"/>
+              <w:rPr>
+                <w:rStyle w:val="fontstyle21"/>
+                <w:rFonts w:ascii="Times New Roman" w:hAnsi="Times New Roman" w:cs="Times New Roman"/>
+                <w:sz w:val="24"/>
+                <w:szCs w:val="24"/>
+                <w:lang w:val="en-US"/>
+              </w:rPr>
+            </w:pPr>
+            <w:r>
+              <w:rPr>
+                <w:rStyle w:val="fontstyle21"/>
+                <w:rFonts w:ascii="Times New Roman" w:hAnsi="Times New Roman" w:cs="Times New Roman"/>
+                <w:color w:val="000000" w:themeColor="text1"/>
+                <w:sz w:val="24"/>
+                <w:szCs w:val="24"/>
+                <w:lang w:val="en-US"/>
+              </w:rPr>
+              <w:t>channelId</w:t>
+            </w:r>
+          </w:p>
+        </w:tc>
+        <w:tc>
+          <w:tcPr>
+            <w:tcW w:w="1869" w:type="dxa"/>
+          </w:tcPr>
+          <w:p>
+            <w:pPr>
+              <w:jc w:val="center"/>
+              <w:rPr>
+                <w:rStyle w:val="fontstyle21"/>
+                <w:rFonts w:ascii="Times New Roman" w:hAnsi="Times New Roman" w:cs="Times New Roman"/>
+                <w:sz w:val="24"/>
+                <w:szCs w:val="24"/>
+                <w:lang w:val="en-US"/>
+              </w:rPr>
+            </w:pPr>
+            <w:r>
+              <w:rPr>
+                <w:rStyle w:val="fontstyle21"/>
+                <w:rFonts w:ascii="Times New Roman" w:hAnsi="Times New Roman" w:cs="Times New Roman"/>
+                <w:sz w:val="24"/>
+                <w:szCs w:val="24"/>
+                <w:lang w:val="en-US"/>
+              </w:rPr>
+              <w:t>816990</w:t>
+            </w:r>
+          </w:p>
+        </w:tc>
+      </w:tr>
+      <w:tr>
+        <w:tc>
+          <w:tcPr>
+            <w:tcW w:w="1869" w:type="dxa"/>
+          </w:tcPr>
+          <w:p>
+            <w:pPr>
+              <w:jc w:val="center"/>
+              <w:rPr>
+                <w:rStyle w:val="fontstyle21"/>
+                <w:rFonts w:ascii="Times New Roman" w:hAnsi="Times New Roman" w:cs="Times New Roman"/>
+                <w:sz w:val="24"/>
+                <w:szCs w:val="24"/>
+                <w:lang w:val="en-US"/>
+              </w:rPr>
+            </w:pPr>
+            <w:r>
+              <w:rPr>
+                <w:rStyle w:val="fontstyle21"/>
+                <w:rFonts w:ascii="Times New Roman" w:hAnsi="Times New Roman" w:cs="Times New Roman"/>
+                <w:sz w:val="24"/>
+                <w:szCs w:val="24"/>
+                <w:lang w:val="en-US"/>
+              </w:rPr>
+              <w:t>searchitem</w:t>
+            </w:r>
+          </w:p>
+        </w:tc>
+        <w:tc>
+          <w:tcPr>
+            <w:tcW w:w="1869" w:type="dxa"/>
+          </w:tcPr>
+          <w:p>
+            <w:pPr>
+              <w:jc w:val="center"/>
+              <w:rPr>
+                <w:rStyle w:val="fontstyle21"/>
+                <w:rFonts w:ascii="Times New Roman" w:hAnsi="Times New Roman" w:cs="Times New Roman"/>
+                <w:sz w:val="24"/>
+                <w:szCs w:val="24"/>
+              </w:rPr>
+            </w:pPr>
+            <w:r>
+              <w:rPr>
+                <w:rStyle w:val="fontstyle21"/>
+                <w:rFonts w:ascii="Times New Roman" w:hAnsi="Times New Roman" w:cs="Times New Roman"/>
+                <w:color w:val="000000" w:themeColor="text1"/>
+                <w:sz w:val="24"/>
+                <w:szCs w:val="24"/>
+              </w:rPr>
+              <w:t>Запросы пользователя</w:t>
+            </w:r>
+          </w:p>
+        </w:tc>
+        <w:tc>
+          <w:tcPr>
+            <w:tcW w:w="1869" w:type="dxa"/>
+          </w:tcPr>
+          <w:p>
+            <w:pPr>
+              <w:jc w:val="center"/>
+              <w:rPr>
+                <w:rStyle w:val="fontstyle21"/>
+                <w:rFonts w:ascii="Times New Roman" w:hAnsi="Times New Roman" w:cs="Times New Roman"/>
+                <w:sz w:val="24"/>
+                <w:szCs w:val="24"/>
+                <w:lang w:val="en-US"/>
+              </w:rPr>
+            </w:pPr>
+          </w:p>
+        </w:tc>
+        <w:tc>
+          <w:tcPr>
+            <w:tcW w:w="1869" w:type="dxa"/>
+          </w:tcPr>
+          <w:p>
+            <w:pPr>
+              <w:jc w:val="center"/>
+              <w:rPr>
+                <w:rStyle w:val="fontstyle21"/>
+                <w:rFonts w:ascii="Times New Roman" w:hAnsi="Times New Roman" w:cs="Times New Roman"/>
+                <w:sz w:val="24"/>
+                <w:szCs w:val="24"/>
+                <w:lang w:val="en-US"/>
+              </w:rPr>
+            </w:pPr>
+          </w:p>
+        </w:tc>
+        <w:tc>
+          <w:tcPr>
+            <w:tcW w:w="1869" w:type="dxa"/>
+          </w:tcPr>
+          <w:p>
+            <w:pPr>
+              <w:jc w:val="center"/>
+              <w:rPr>
+                <w:rStyle w:val="fontstyle21"/>
+                <w:rFonts w:ascii="Times New Roman" w:hAnsi="Times New Roman" w:cs="Times New Roman"/>
+                <w:sz w:val="24"/>
+                <w:szCs w:val="24"/>
+                <w:lang w:val="en-US"/>
+              </w:rPr>
+            </w:pPr>
+            <w:r>
+              <w:rPr>
+                <w:rStyle w:val="fontstyle21"/>
+                <w:rFonts w:ascii="Times New Roman" w:hAnsi="Times New Roman" w:cs="Times New Roman"/>
+                <w:sz w:val="24"/>
+                <w:szCs w:val="24"/>
+                <w:lang w:val="en-US"/>
+              </w:rPr>
+              <w:t>85287</w:t>
+            </w:r>
+          </w:p>
+        </w:tc>
+      </w:tr>
+      <w:tr>
+        <w:tc>
+          <w:tcPr>
+            <w:tcW w:w="1869" w:type="dxa"/>
+          </w:tcPr>
+          <w:p>
+            <w:pPr>
+              <w:jc w:val="center"/>
+              <w:rPr>
+                <w:rStyle w:val="fontstyle21"/>
+                <w:rFonts w:ascii="Times New Roman" w:hAnsi="Times New Roman" w:cs="Times New Roman"/>
+                <w:sz w:val="24"/>
+                <w:szCs w:val="24"/>
+                <w:lang w:val="en-US"/>
+              </w:rPr>
+            </w:pPr>
+            <w:r>
+              <w:rPr>
+                <w:rStyle w:val="fontstyle21"/>
+                <w:rFonts w:ascii="Times New Roman" w:hAnsi="Times New Roman" w:cs="Times New Roman"/>
+                <w:sz w:val="24"/>
+                <w:szCs w:val="24"/>
+                <w:lang w:val="en-US"/>
+              </w:rPr>
+              <w:t>waste_event</w:t>
+            </w:r>
+          </w:p>
+        </w:tc>
+        <w:tc>
+          <w:tcPr>
+            <w:tcW w:w="1869" w:type="dxa"/>
+          </w:tcPr>
+          <w:p>
+            <w:pPr>
+              <w:jc w:val="center"/>
+              <w:rPr>
+                <w:rStyle w:val="fontstyle21"/>
+                <w:rFonts w:ascii="Times New Roman" w:hAnsi="Times New Roman" w:cs="Times New Roman"/>
+                <w:sz w:val="24"/>
+                <w:szCs w:val="24"/>
+              </w:rPr>
+            </w:pPr>
+            <w:r>
+              <w:rPr>
+                <w:rStyle w:val="fontstyle21"/>
+                <w:rFonts w:ascii="Times New Roman" w:hAnsi="Times New Roman" w:cs="Times New Roman"/>
+                <w:sz w:val="24"/>
+                <w:szCs w:val="24"/>
+              </w:rPr>
+              <w:t>Несостоявши</w:t>
+            </w:r>
+            <w:r>
+              <w:rPr>
+                <w:rStyle w:val="fontstyle21"/>
+                <w:rFonts w:ascii="Times New Roman" w:hAnsi="Times New Roman" w:cs="Times New Roman"/>
+                <w:sz w:val="24"/>
+                <w:szCs w:val="24"/>
+              </w:rPr>
+              <w:t xml:space="preserve">еся </w:t>
+            </w:r>
+            <w:r>
+              <w:rPr>
+                <w:rStyle w:val="fontstyle21"/>
+                <w:rFonts w:ascii="Times New Roman" w:hAnsi="Times New Roman" w:cs="Times New Roman"/>
+                <w:sz w:val="24"/>
+                <w:szCs w:val="24"/>
+              </w:rPr>
+              <w:t>программы</w:t>
+            </w:r>
+          </w:p>
+        </w:tc>
+        <w:tc>
+          <w:tcPr>
+            <w:tcW w:w="1869" w:type="dxa"/>
+          </w:tcPr>
+          <w:p>
+            <w:pPr>
+              <w:jc w:val="center"/>
+              <w:rPr>
+                <w:rStyle w:val="fontstyle21"/>
+                <w:rFonts w:ascii="Times New Roman" w:hAnsi="Times New Roman" w:cs="Times New Roman"/>
+                <w:sz w:val="24"/>
+                <w:szCs w:val="24"/>
+                <w:lang w:val="en-US"/>
+              </w:rPr>
+            </w:pPr>
+            <w:r>
+              <w:rPr>
+                <w:rStyle w:val="fontstyle21"/>
+                <w:rFonts w:ascii="Times New Roman" w:hAnsi="Times New Roman" w:cs="Times New Roman"/>
+                <w:sz w:val="24"/>
+                <w:szCs w:val="24"/>
+                <w:lang w:val="en-US"/>
+              </w:rPr>
+              <w:t>channel</w:t>
+            </w:r>
+          </w:p>
+        </w:tc>
+        <w:tc>
+          <w:tcPr>
+            <w:tcW w:w="1869" w:type="dxa"/>
+          </w:tcPr>
+          <w:p>
+            <w:pPr>
+              <w:jc w:val="center"/>
+              <w:rPr>
+                <w:rStyle w:val="fontstyle21"/>
+                <w:rFonts w:ascii="Times New Roman" w:hAnsi="Times New Roman" w:cs="Times New Roman"/>
+                <w:sz w:val="24"/>
+                <w:szCs w:val="24"/>
+                <w:lang w:val="en-US"/>
+              </w:rPr>
+            </w:pPr>
+            <w:r>
+              <w:rPr>
+                <w:rStyle w:val="fontstyle21"/>
+                <w:rFonts w:ascii="Times New Roman" w:hAnsi="Times New Roman" w:cs="Times New Roman"/>
+                <w:sz w:val="24"/>
+                <w:szCs w:val="24"/>
+                <w:lang w:val="en-US"/>
+              </w:rPr>
+              <w:t>channelId</w:t>
+            </w:r>
+          </w:p>
+        </w:tc>
+        <w:tc>
+          <w:tcPr>
+            <w:tcW w:w="1869" w:type="dxa"/>
+          </w:tcPr>
+          <w:p>
+            <w:pPr>
+              <w:jc w:val="center"/>
+              <w:rPr>
+                <w:rStyle w:val="fontstyle21"/>
+                <w:rFonts w:ascii="Times New Roman" w:hAnsi="Times New Roman" w:cs="Times New Roman"/>
+                <w:sz w:val="24"/>
+                <w:szCs w:val="24"/>
+                <w:lang w:val="en-US"/>
+              </w:rPr>
+            </w:pPr>
+            <w:r>
+              <w:rPr>
+                <w:rStyle w:val="fontstyle21"/>
+                <w:rFonts w:ascii="Times New Roman" w:hAnsi="Times New Roman" w:cs="Times New Roman"/>
+                <w:sz w:val="24"/>
+                <w:szCs w:val="24"/>
+                <w:lang w:val="en-US"/>
+              </w:rPr>
+              <w:t>194495</w:t>
             </w:r>
           </w:p>
         </w:tc>
@@ -1256,6 +3321,136 @@
           <w:szCs w:val="24"/>
         </w:rPr>
       </w:pPr>
+    </w:p>
+    <w:p>
+      <w:pPr>
+        <w:rPr>
+          <w:rStyle w:val="fontstyle21"/>
+          <w:rFonts w:ascii="Times New Roman" w:hAnsi="Times New Roman" w:cs="Times New Roman"/>
+          <w:sz w:val="24"/>
+          <w:szCs w:val="24"/>
+        </w:rPr>
+      </w:pPr>
+    </w:p>
+    <w:p>
+      <w:pPr>
+        <w:rPr>
+          <w:rStyle w:val="fontstyle21"/>
+          <w:rFonts w:ascii="Times New Roman" w:hAnsi="Times New Roman" w:cs="Times New Roman"/>
+          <w:sz w:val="24"/>
+          <w:szCs w:val="24"/>
+        </w:rPr>
+      </w:pPr>
+    </w:p>
+    <w:p>
+      <w:pPr>
+        <w:rPr>
+          <w:rStyle w:val="fontstyle21"/>
+          <w:rFonts w:ascii="Times New Roman" w:hAnsi="Times New Roman" w:cs="Times New Roman"/>
+          <w:sz w:val="24"/>
+          <w:szCs w:val="24"/>
+        </w:rPr>
+      </w:pPr>
+    </w:p>
+    <w:p>
+      <w:pPr>
+        <w:rPr>
+          <w:rStyle w:val="fontstyle21"/>
+          <w:rFonts w:ascii="Times New Roman" w:hAnsi="Times New Roman" w:cs="Times New Roman"/>
+          <w:sz w:val="24"/>
+          <w:szCs w:val="24"/>
+        </w:rPr>
+      </w:pPr>
+    </w:p>
+    <w:p>
+      <w:pPr>
+        <w:rPr>
+          <w:rStyle w:val="fontstyle21"/>
+          <w:rFonts w:ascii="Times New Roman" w:hAnsi="Times New Roman" w:cs="Times New Roman"/>
+          <w:sz w:val="24"/>
+          <w:szCs w:val="24"/>
+        </w:rPr>
+      </w:pPr>
+    </w:p>
+    <w:p>
+      <w:pPr>
+        <w:rPr>
+          <w:rStyle w:val="fontstyle21"/>
+          <w:rFonts w:ascii="Times New Roman" w:hAnsi="Times New Roman" w:cs="Times New Roman"/>
+          <w:sz w:val="24"/>
+          <w:szCs w:val="24"/>
+        </w:rPr>
+      </w:pPr>
+    </w:p>
+    <w:p>
+      <w:pPr>
+        <w:rPr>
+          <w:rStyle w:val="fontstyle21"/>
+          <w:rFonts w:ascii="Times New Roman" w:hAnsi="Times New Roman" w:cs="Times New Roman"/>
+          <w:sz w:val="24"/>
+          <w:szCs w:val="24"/>
+        </w:rPr>
+      </w:pPr>
+    </w:p>
+    <w:p>
+      <w:pPr>
+        <w:rPr>
+          <w:rStyle w:val="fontstyle21"/>
+          <w:rFonts w:ascii="Times New Roman" w:hAnsi="Times New Roman" w:cs="Times New Roman"/>
+          <w:sz w:val="24"/>
+          <w:szCs w:val="24"/>
+        </w:rPr>
+      </w:pPr>
+    </w:p>
+    <w:p>
+      <w:pPr>
+        <w:rPr>
+          <w:rStyle w:val="fontstyle21"/>
+          <w:rFonts w:ascii="Times New Roman" w:hAnsi="Times New Roman" w:cs="Times New Roman"/>
+          <w:sz w:val="24"/>
+          <w:szCs w:val="24"/>
+        </w:rPr>
+      </w:pPr>
+    </w:p>
+    <w:p>
+      <w:pPr>
+        <w:rPr>
+          <w:rStyle w:val="fontstyle21"/>
+          <w:rFonts w:ascii="Times New Roman" w:hAnsi="Times New Roman" w:cs="Times New Roman"/>
+          <w:sz w:val="24"/>
+          <w:szCs w:val="24"/>
+        </w:rPr>
+      </w:pPr>
+    </w:p>
+    <w:p>
+      <w:pPr>
+        <w:rPr>
+          <w:rStyle w:val="fontstyle21"/>
+          <w:rFonts w:ascii="Times New Roman" w:hAnsi="Times New Roman" w:cs="Times New Roman"/>
+          <w:sz w:val="24"/>
+          <w:szCs w:val="24"/>
+        </w:rPr>
+      </w:pPr>
+    </w:p>
+    <w:p>
+      <w:pPr>
+        <w:rPr>
+          <w:rStyle w:val="fontstyle21"/>
+          <w:rFonts w:ascii="Times New Roman" w:hAnsi="Times New Roman" w:cs="Times New Roman"/>
+          <w:sz w:val="24"/>
+          <w:szCs w:val="24"/>
+        </w:rPr>
+      </w:pPr>
+    </w:p>
+    <w:p>
+      <w:pPr>
+        <w:rPr>
+          <w:rStyle w:val="fontstyle21"/>
+          <w:rFonts w:ascii="Times New Roman" w:hAnsi="Times New Roman" w:cs="Times New Roman"/>
+          <w:sz w:val="24"/>
+          <w:szCs w:val="24"/>
+        </w:rPr>
+      </w:pPr>
       <w:r>
         <w:rPr>
           <w:rStyle w:val="fontstyle21"/>
@@ -1493,7 +3688,6 @@
           <w:sz w:val="24"/>
           <w:szCs w:val="24"/>
         </w:rPr>
-        <w:lastRenderedPageBreak/>
         <w:t>USE [имя БД]; — установить БД с указанным именем в качестве текущей;</w:t>
       </w:r>
     </w:p>
@@ -1550,27 +3744,7 @@
           <w:sz w:val="24"/>
           <w:szCs w:val="24"/>
         </w:rPr>
-        <w:t xml:space="preserve">SHOW TABLES FROM [имя БД]; – показать список </w:t>
-      </w:r>
-      <w:proofErr w:type="gramStart"/>
-      <w:r>
-        <w:rPr>
-          <w:rStyle w:val="fontstyle21"/>
-          <w:rFonts w:ascii="Times New Roman" w:hAnsi="Times New Roman" w:cs="Times New Roman"/>
-          <w:sz w:val="24"/>
-          <w:szCs w:val="24"/>
-        </w:rPr>
-        <w:t>таблиц</w:t>
-      </w:r>
-      <w:proofErr w:type="gramEnd"/>
-      <w:r>
-        <w:rPr>
-          <w:rStyle w:val="fontstyle21"/>
-          <w:rFonts w:ascii="Times New Roman" w:hAnsi="Times New Roman" w:cs="Times New Roman"/>
-          <w:sz w:val="24"/>
-          <w:szCs w:val="24"/>
-        </w:rPr>
-        <w:t xml:space="preserve"> содержащихся в БД с</w:t>
+        <w:t>SHOW TABLES FROM [имя БД]; – показать список таблиц содержащихся в БД с</w:t>
       </w:r>
     </w:p>
     <w:p>
@@ -1672,7 +3846,25 @@
           <w:sz w:val="24"/>
           <w:szCs w:val="24"/>
         </w:rPr>
-        <w:t>SELECT COUNT(*) FROM [имя таблицы]; — показывает количество строк в таблице с</w:t>
+        <w:t>SELECT COUNT(*) FRO</w:t>
+      </w:r>
+      <w:r>
+        <w:rPr>
+          <w:rStyle w:val="fontstyle21"/>
+          <w:rFonts w:ascii="Times New Roman" w:hAnsi="Times New Roman" w:cs="Times New Roman"/>
+          <w:sz w:val="24"/>
+          <w:szCs w:val="24"/>
+        </w:rPr>
+        <w:t>M [имя таблицы]; — показывает к</w:t>
+      </w:r>
+      <w:r>
+        <w:rPr>
+          <w:rStyle w:val="fontstyle21"/>
+          <w:rFonts w:ascii="Times New Roman" w:hAnsi="Times New Roman" w:cs="Times New Roman"/>
+          <w:sz w:val="24"/>
+          <w:szCs w:val="24"/>
+        </w:rPr>
+        <w:t>личество строк в таблице с</w:t>
       </w:r>
       <w:r>
         <w:rPr>
@@ -1691,6 +3883,16 @@
           <w:szCs w:val="24"/>
         </w:rPr>
         <w:t>указанным именем в текущей базе данных.</w:t>
+      </w:r>
+      <w:r>
+        <w:rPr>
+          <w:rStyle w:val="fontstyle21"/>
+          <w:rFonts w:ascii="Times New Roman" w:hAnsi="Times New Roman" w:cs="Times New Roman"/>
+          <w:sz w:val="24"/>
+          <w:szCs w:val="24"/>
+          <w:lang w:val="en-US"/>
+        </w:rPr>
+        <w:t>G</w:t>
       </w:r>
     </w:p>
     <w:sectPr>

--- a/1. Знакомство с консольными утилитами MySQL.docx
+++ b/1. Знакомство с консольными утилитами MySQL.docx
@@ -964,11 +964,11 @@
         <w:tblLook w:val="04A0" w:firstRow="1" w:lastRow="0" w:firstColumn="1" w:lastColumn="0" w:noHBand="0" w:noVBand="1"/>
       </w:tblPr>
       <w:tblGrid>
-        <w:gridCol w:w="1867"/>
+        <w:gridCol w:w="1868"/>
         <w:gridCol w:w="1915"/>
-        <w:gridCol w:w="1854"/>
-        <w:gridCol w:w="1852"/>
-        <w:gridCol w:w="1857"/>
+        <w:gridCol w:w="1853"/>
+        <w:gridCol w:w="1853"/>
+        <w:gridCol w:w="1856"/>
       </w:tblGrid>
       <w:tr>
         <w:tc>
@@ -2519,7 +2519,25 @@
                 <w:sz w:val="24"/>
                 <w:szCs w:val="24"/>
               </w:rPr>
-              <w:t xml:space="preserve"> (гость)</w:t>
+              <w:t xml:space="preserve"> (</w:t>
+            </w:r>
+            <w:r>
+              <w:rPr>
+                <w:rStyle w:val="fontstyle21"/>
+                <w:rFonts w:ascii="Times New Roman" w:hAnsi="Times New Roman" w:cs="Times New Roman"/>
+                <w:sz w:val="24"/>
+                <w:szCs w:val="24"/>
+              </w:rPr>
+              <w:t>звезда, актёр</w:t>
+            </w:r>
+            <w:r>
+              <w:rPr>
+                <w:rStyle w:val="fontstyle21"/>
+                <w:rFonts w:ascii="Times New Roman" w:hAnsi="Times New Roman" w:cs="Times New Roman"/>
+                <w:sz w:val="24"/>
+                <w:szCs w:val="24"/>
+              </w:rPr>
+              <w:t>)</w:t>
             </w:r>
           </w:p>
         </w:tc>
@@ -2653,28 +2671,46 @@
                 <w:sz w:val="24"/>
                 <w:szCs w:val="24"/>
               </w:rPr>
-              <w:t xml:space="preserve">(гость) </w:t>
-            </w:r>
-            <w:r>
-              <w:rPr>
-                <w:rStyle w:val="fontstyle21"/>
-                <w:rFonts w:ascii="Times New Roman" w:hAnsi="Times New Roman" w:cs="Times New Roman"/>
-                <w:sz w:val="24"/>
-                <w:szCs w:val="24"/>
-              </w:rPr>
-              <w:t xml:space="preserve">на </w:t>
-            </w:r>
-            <w:r>
-              <w:rPr>
-                <w:rStyle w:val="fontstyle21"/>
-                <w:rFonts w:ascii="Times New Roman" w:hAnsi="Times New Roman" w:cs="Times New Roman"/>
-                <w:sz w:val="24"/>
-                <w:szCs w:val="24"/>
-              </w:rPr>
-              <w:t>программе</w:t>
+              <w:t>(</w:t>
+            </w:r>
+            <w:r>
+              <w:rPr>
+                <w:rStyle w:val="fontstyle21"/>
+                <w:rFonts w:ascii="Times New Roman" w:hAnsi="Times New Roman" w:cs="Times New Roman"/>
+                <w:sz w:val="24"/>
+                <w:szCs w:val="24"/>
+              </w:rPr>
+              <w:t>звезда, актёр</w:t>
             </w:r>
             <w:bookmarkStart w:id="0" w:name="_GoBack"/>
             <w:bookmarkEnd w:id="0"/>
+            <w:r>
+              <w:rPr>
+                <w:rStyle w:val="fontstyle21"/>
+                <w:rFonts w:ascii="Times New Roman" w:hAnsi="Times New Roman" w:cs="Times New Roman"/>
+                <w:sz w:val="24"/>
+                <w:szCs w:val="24"/>
+              </w:rPr>
+              <w:t xml:space="preserve">) </w:t>
+            </w:r>
+            <w:r>
+              <w:rPr>
+                <w:rStyle w:val="fontstyle21"/>
+                <w:rFonts w:ascii="Times New Roman" w:hAnsi="Times New Roman" w:cs="Times New Roman"/>
+                <w:sz w:val="24"/>
+                <w:szCs w:val="24"/>
+              </w:rPr>
+              <w:t xml:space="preserve">на </w:t>
+            </w:r>
+            <w:r>
+              <w:rPr>
+                <w:rStyle w:val="fontstyle21"/>
+                <w:rFonts w:ascii="Times New Roman" w:hAnsi="Times New Roman" w:cs="Times New Roman"/>
+                <w:sz w:val="24"/>
+                <w:szCs w:val="24"/>
+              </w:rPr>
+              <w:t>программе</w:t>
+            </w:r>
           </w:p>
         </w:tc>
         <w:tc>
@@ -3000,7 +3036,50 @@
                 <w:szCs w:val="24"/>
                 <w:lang w:val="en-US"/>
               </w:rPr>
-              <w:t>channelId</w:t>
+              <w:t>C</w:t>
+            </w:r>
+            <w:r>
+              <w:rPr>
+                <w:rStyle w:val="fontstyle21"/>
+                <w:rFonts w:ascii="Times New Roman" w:hAnsi="Times New Roman" w:cs="Times New Roman"/>
+                <w:color w:val="000000" w:themeColor="text1"/>
+                <w:sz w:val="24"/>
+                <w:szCs w:val="24"/>
+                <w:lang w:val="en-US"/>
+              </w:rPr>
+              <w:t>hanne</w:t>
+            </w:r>
+            <w:r>
+              <w:rPr>
+                <w:rStyle w:val="fontstyle21"/>
+                <w:rFonts w:ascii="Times New Roman" w:hAnsi="Times New Roman" w:cs="Times New Roman"/>
+                <w:color w:val="000000" w:themeColor="text1"/>
+                <w:sz w:val="24"/>
+                <w:szCs w:val="24"/>
+                <w:lang w:val="en-US"/>
+              </w:rPr>
+              <w:t>l</w:t>
+            </w:r>
+            <w:r>
+              <w:rPr>
+                <w:rStyle w:val="fontstyle21"/>
+                <w:rFonts w:ascii="Times New Roman" w:hAnsi="Times New Roman" w:cs="Times New Roman"/>
+                <w:color w:val="000000" w:themeColor="text1"/>
+                <w:sz w:val="24"/>
+                <w:szCs w:val="24"/>
+              </w:rPr>
+              <w:t>_</w:t>
+            </w:r>
+            <w:r>
+              <w:rPr>
+                <w:rStyle w:val="fontstyle21"/>
+                <w:rFonts w:ascii="Times New Roman" w:hAnsi="Times New Roman" w:cs="Times New Roman"/>
+                <w:color w:val="000000" w:themeColor="text1"/>
+                <w:sz w:val="24"/>
+                <w:szCs w:val="24"/>
+                <w:lang w:val="en-US"/>
+              </w:rPr>
+              <w:t>Id</w:t>
             </w:r>
           </w:p>
         </w:tc>
